--- a/documentation/SDMX_3-0_SECTION_3A_PART_VI_SAMPLES.docx
+++ b/documentation/SDMX_3-0_SECTION_3A_PART_VI_SAMPLES.docx
@@ -1,632 +1,12 @@
 
 <file path=word/document.xml><?xml version="1.0" encoding="utf-8"?>
-<w:document xmlns:wpc="http://schemas.microsoft.com/office/word/2010/wordprocessingCanvas" xmlns:cx="http://schemas.microsoft.com/office/drawing/2014/chartex" xmlns:cx1="http://schemas.microsoft.com/office/drawing/2015/9/8/chartex" xmlns:cx2="http://schemas.microsoft.com/office/drawing/2015/10/21/chartex" xmlns:cx3="http://schemas.microsoft.com/office/drawing/2016/5/9/chartex" xmlns:cx4="http://schemas.microsoft.com/office/drawing/2016/5/10/chartex" xmlns:cx5="http://schemas.microsoft.com/office/drawing/2016/5/11/chartex" xmlns:cx6="http://schemas.microsoft.com/office/drawing/2016/5/12/chartex" xmlns:cx7="http://schemas.microsoft.com/office/drawing/2016/5/13/chartex" xmlns:cx8="http://schemas.microsoft.com/office/drawing/2016/5/14/chartex" xmlns:mc="http://schemas.openxmlformats.org/markup-compatibility/2006" xmlns:aink="http://schemas.microsoft.com/office/drawing/2016/ink" xmlns:am3d="http://schemas.microsoft.com/office/drawing/2017/model3d" xmlns:o="urn:schemas-microsoft-com:office:office" xmlns:r="http://schemas.openxmlformats.org/officeDocument/2006/relationships" xmlns:m="http://schemas.openxmlformats.org/officeDocument/2006/math" xmlns:v="urn:schemas-microsoft-com:vml" xmlns:wp14="http://schemas.microsoft.com/office/word/2010/wordprocessingDrawing" xmlns:wp="http://schemas.openxmlformats.org/drawingml/2006/wordprocessingDrawing" xmlns:w10="urn:schemas-microsoft-com:office:word" xmlns:w="http://schemas.openxmlformats.org/wordprocessingml/2006/main" xmlns:w14="http://schemas.microsoft.com/office/word/2010/wordml" xmlns:w15="http://schemas.microsoft.com/office/word/2012/wordml" xmlns:w16cex="http://schemas.microsoft.com/office/word/2018/wordml/cex" xmlns:w16cid="http://schemas.microsoft.com/office/word/2016/wordml/cid" xmlns:w16="http://schemas.microsoft.com/office/word/2018/wordml" xmlns:w16sdtdh="http://schemas.microsoft.com/office/word/2020/wordml/sdtdatahash" xmlns:w16se="http://schemas.microsoft.com/office/word/2015/wordml/symex" xmlns:wpg="http://schemas.microsoft.com/office/word/2010/wordprocessingGroup" xmlns:wpi="http://schemas.microsoft.com/office/word/2010/wordprocessingInk" xmlns:wne="http://schemas.microsoft.com/office/word/2006/wordml" xmlns:wps="http://schemas.microsoft.com/office/word/2010/wordprocessingShape" mc:Ignorable="w14 w15 w16se w16cid w16 w16cex w16sdtdh wp14">
+<w:document xmlns:wpc="http://schemas.microsoft.com/office/word/2010/wordprocessingCanvas" xmlns:cx="http://schemas.microsoft.com/office/drawing/2014/chartex" xmlns:cx1="http://schemas.microsoft.com/office/drawing/2015/9/8/chartex" xmlns:cx2="http://schemas.microsoft.com/office/drawing/2015/10/21/chartex" xmlns:cx3="http://schemas.microsoft.com/office/drawing/2016/5/9/chartex" xmlns:cx4="http://schemas.microsoft.com/office/drawing/2016/5/10/chartex" xmlns:cx5="http://schemas.microsoft.com/office/drawing/2016/5/11/chartex" xmlns:cx6="http://schemas.microsoft.com/office/drawing/2016/5/12/chartex" xmlns:cx7="http://schemas.microsoft.com/office/drawing/2016/5/13/chartex" xmlns:cx8="http://schemas.microsoft.com/office/drawing/2016/5/14/chartex" xmlns:mc="http://schemas.openxmlformats.org/markup-compatibility/2006" xmlns:aink="http://schemas.microsoft.com/office/drawing/2016/ink" xmlns:am3d="http://schemas.microsoft.com/office/drawing/2017/model3d" xmlns:o="urn:schemas-microsoft-com:office:office" xmlns:oel="http://schemas.microsoft.com/office/2019/extlst" xmlns:r="http://schemas.openxmlformats.org/officeDocument/2006/relationships" xmlns:m="http://schemas.openxmlformats.org/officeDocument/2006/math" xmlns:v="urn:schemas-microsoft-com:vml" xmlns:wp14="http://schemas.microsoft.com/office/word/2010/wordprocessingDrawing" xmlns:wp="http://schemas.openxmlformats.org/drawingml/2006/wordprocessingDrawing" xmlns:w10="urn:schemas-microsoft-com:office:word" xmlns:w="http://schemas.openxmlformats.org/wordprocessingml/2006/main" xmlns:w14="http://schemas.microsoft.com/office/word/2010/wordml" xmlns:w15="http://schemas.microsoft.com/office/word/2012/wordml" xmlns:w16cex="http://schemas.microsoft.com/office/word/2018/wordml/cex" xmlns:w16cid="http://schemas.microsoft.com/office/word/2016/wordml/cid" xmlns:w16="http://schemas.microsoft.com/office/word/2018/wordml" xmlns:w16du="http://schemas.microsoft.com/office/word/2023/wordml/word16du" xmlns:w16sdtdh="http://schemas.microsoft.com/office/word/2020/wordml/sdtdatahash" xmlns:w16sdtfl="http://schemas.microsoft.com/office/word/2024/wordml/sdtformatlock" xmlns:w16se="http://schemas.microsoft.com/office/word/2015/wordml/symex" xmlns:wpg="http://schemas.microsoft.com/office/word/2010/wordprocessingGroup" xmlns:wpi="http://schemas.microsoft.com/office/word/2010/wordprocessingInk" xmlns:wne="http://schemas.microsoft.com/office/word/2006/wordml" xmlns:wps="http://schemas.microsoft.com/office/word/2010/wordprocessingShape" mc:Ignorable="w14 w15 w16se w16cid w16 w16cex w16sdtdh w16sdtfl w16du wp14">
   <w:body>
     <w:p>
       <w:pPr>
-        <w:pStyle w:val="FrontPage"/>
-      </w:pPr>
-      <w:r>
-        <w:rPr>
-          <w:lang w:eastAsia="en-GB"/>
-        </w:rPr>
-        <w:pict w14:anchorId="2F1857A1">
-          <v:rect id="_x0000_s1026" style="position:absolute;left:0;text-align:left;margin-left:0;margin-top:26.05pt;width:387pt;height:540pt;z-index:-251658752;mso-wrap-edited:f;mso-position-horizontal:center;mso-position-horizontal-relative:margin" filled="f" fillcolor="#36f">
-            <v:fill opacity="52429f" o:opacity2="52429f"/>
-            <w10:wrap anchorx="margin"/>
-          </v:rect>
-        </w:pict>
-      </w:r>
-    </w:p>
-    <w:p>
-      <w:pPr>
-        <w:pStyle w:val="SectionTitle"/>
-        <w:rPr>
-          <w:b w:val="0"/>
-        </w:rPr>
-      </w:pPr>
-      <w:r>
-        <w:rPr>
-          <w:b w:val="0"/>
-        </w:rPr>
-        <w:t xml:space="preserve">SDMX Standards: Section </w:t>
-      </w:r>
-      <w:r>
-        <w:rPr>
-          <w:b w:val="0"/>
-        </w:rPr>
-        <w:t>3A PaRT VI</w:t>
-      </w:r>
-    </w:p>
-    <w:p>
-      <w:pPr>
-        <w:pStyle w:val="FrontPage"/>
-      </w:pPr>
-    </w:p>
-    <w:p>
-      <w:pPr>
-        <w:pStyle w:val="FrontPage"/>
-      </w:pPr>
-    </w:p>
-    <w:p>
-      <w:pPr>
-        <w:pStyle w:val="DocumentTitle"/>
-        <w:rPr>
-          <w:b w:val="0"/>
-          <w:lang w:val="en-GB"/>
-        </w:rPr>
-      </w:pPr>
-      <w:r>
-        <w:rPr>
-          <w:b w:val="0"/>
-          <w:lang w:val="en-GB"/>
-        </w:rPr>
-        <w:t>SDMX-ML</w:t>
-      </w:r>
-      <w:r>
-        <w:rPr>
-          <w:b w:val="0"/>
-          <w:lang w:val="en-GB"/>
-        </w:rPr>
-        <w:t xml:space="preserve">: </w:t>
-      </w:r>
-    </w:p>
-    <w:p>
-      <w:pPr>
-        <w:pStyle w:val="DocumentTitle"/>
-        <w:rPr>
-          <w:b w:val="0"/>
-          <w:lang w:val="en-GB"/>
-        </w:rPr>
-      </w:pPr>
-      <w:r>
-        <w:rPr>
-          <w:b w:val="0"/>
-          <w:lang w:val="en-GB"/>
-        </w:rPr>
-        <w:t xml:space="preserve">  </w:t>
-      </w:r>
-      <w:r>
-        <w:rPr>
-          <w:b w:val="0"/>
-          <w:lang w:val="en-GB"/>
-        </w:rPr>
-        <w:t xml:space="preserve"> </w:t>
-      </w:r>
-      <w:r>
-        <w:rPr>
-          <w:b w:val="0"/>
-          <w:lang w:val="en-GB"/>
-        </w:rPr>
-        <w:t>Schema and Documentation</w:t>
-      </w:r>
-    </w:p>
-    <w:p>
-      <w:pPr>
-        <w:pStyle w:val="DocumentTitle"/>
-        <w:rPr>
-          <w:b w:val="0"/>
-          <w:lang w:val="en-GB"/>
-        </w:rPr>
-      </w:pPr>
-      <w:r>
-        <w:rPr>
-          <w:b w:val="0"/>
-          <w:lang w:val="en-GB"/>
-        </w:rPr>
-        <w:t>Samples</w:t>
-      </w:r>
-    </w:p>
-    <w:p>
-      <w:pPr>
-        <w:pStyle w:val="FrontPage"/>
-      </w:pPr>
-    </w:p>
-    <w:p>
-      <w:pPr>
-        <w:pStyle w:val="FrontPage"/>
-        <w:rPr>
-          <w:b w:val="0"/>
-        </w:rPr>
-      </w:pPr>
-      <w:r>
-        <w:rPr>
-          <w:b w:val="0"/>
-          <w:smallCaps/>
-          <w:sz w:val="32"/>
-          <w:szCs w:val="32"/>
-        </w:rPr>
-        <w:t xml:space="preserve">Version </w:t>
-      </w:r>
-      <w:r>
-        <w:rPr>
-          <w:b w:val="0"/>
-          <w:smallCaps/>
-          <w:sz w:val="32"/>
-          <w:szCs w:val="32"/>
-        </w:rPr>
-        <w:t>3</w:t>
-      </w:r>
-      <w:r>
-        <w:rPr>
-          <w:b w:val="0"/>
-          <w:smallCaps/>
-          <w:sz w:val="32"/>
-          <w:szCs w:val="32"/>
-        </w:rPr>
-        <w:t>.</w:t>
-      </w:r>
-      <w:r>
-        <w:rPr>
-          <w:b w:val="0"/>
-          <w:smallCaps/>
-          <w:sz w:val="32"/>
-          <w:szCs w:val="32"/>
-        </w:rPr>
-        <w:t>0</w:t>
-      </w:r>
-    </w:p>
-    <w:p>
-      <w:pPr>
-        <w:pStyle w:val="FrontPage"/>
-        <w:rPr>
-          <w:sz w:val="36"/>
-          <w:szCs w:val="36"/>
-        </w:rPr>
-      </w:pPr>
-    </w:p>
-    <w:p>
-      <w:pPr>
-        <w:pStyle w:val="FrontPage"/>
-        <w:rPr>
-          <w:sz w:val="36"/>
-          <w:szCs w:val="36"/>
-        </w:rPr>
-      </w:pPr>
-    </w:p>
-    <w:p>
-      <w:pPr>
-        <w:pStyle w:val="FrontPage"/>
-        <w:rPr>
-          <w:sz w:val="36"/>
-          <w:szCs w:val="36"/>
-        </w:rPr>
-      </w:pPr>
-    </w:p>
-    <w:p>
-      <w:pPr>
-        <w:pStyle w:val="FrontPage"/>
-        <w:rPr>
-          <w:sz w:val="36"/>
-          <w:szCs w:val="36"/>
-        </w:rPr>
-      </w:pPr>
-    </w:p>
-    <w:p>
-      <w:pPr>
-        <w:pStyle w:val="FrontPage"/>
-        <w:rPr>
-          <w:sz w:val="36"/>
-          <w:szCs w:val="36"/>
-        </w:rPr>
-      </w:pPr>
-    </w:p>
-    <w:p>
-      <w:pPr>
-        <w:pStyle w:val="FrontPage"/>
-        <w:rPr>
-          <w:sz w:val="36"/>
-          <w:szCs w:val="36"/>
-        </w:rPr>
-      </w:pPr>
-    </w:p>
-    <w:p>
-      <w:pPr>
-        <w:pStyle w:val="DatePub"/>
-      </w:pPr>
-      <w:r>
-        <w:t>September</w:t>
-      </w:r>
-      <w:r>
-        <w:t xml:space="preserve"> 2</w:t>
-      </w:r>
-      <w:r>
-        <w:t>021</w:t>
-      </w:r>
-    </w:p>
-    <w:p>
-      <w:pPr>
-        <w:rPr>
-          <w:color w:val="000080"/>
-          <w:sz w:val="22"/>
-        </w:rPr>
-      </w:pPr>
-    </w:p>
-    <w:p>
-      <w:pPr>
-        <w:tabs>
-          <w:tab w:val="left" w:pos="1136"/>
-        </w:tabs>
-        <w:rPr>
-          <w:color w:val="000080"/>
-          <w:sz w:val="22"/>
-        </w:rPr>
-      </w:pPr>
-    </w:p>
-    <w:p>
-      <w:pPr>
-        <w:tabs>
-          <w:tab w:val="left" w:pos="1136"/>
-        </w:tabs>
-        <w:rPr>
-          <w:color w:val="000080"/>
-          <w:sz w:val="22"/>
-        </w:rPr>
-      </w:pPr>
-    </w:p>
-    <w:p>
-      <w:pPr>
-        <w:tabs>
-          <w:tab w:val="left" w:pos="1136"/>
-        </w:tabs>
-        <w:rPr>
-          <w:color w:val="000080"/>
-          <w:sz w:val="22"/>
-        </w:rPr>
-      </w:pPr>
-    </w:p>
-    <w:p>
-      <w:pPr>
-        <w:pStyle w:val="ParagraphCharCharChar"/>
-      </w:pPr>
-      <w:r>
-        <w:t>© SDMX 2021</w:t>
-      </w:r>
-    </w:p>
-    <w:p>
-      <w:pPr>
-        <w:pStyle w:val="ParagraphCharCharChar"/>
-        <w:rPr>
-          <w:rStyle w:val="Hyperlink"/>
-        </w:rPr>
-      </w:pPr>
-      <w:r>
-        <w:rPr>
-          <w:rStyle w:val="Hyperlink"/>
-        </w:rPr>
-        <w:t>http://www.sdmx.org/</w:t>
-      </w:r>
-    </w:p>
-    <w:p>
-      <w:pPr>
-        <w:tabs>
-          <w:tab w:val="left" w:pos="1136"/>
-        </w:tabs>
+        <w:pStyle w:val="berschrift1"/>
         <w:sectPr>
-          <w:headerReference w:type="default" r:id="rId8"/>
-          <w:footerReference w:type="default" r:id="rId9"/>
-          <w:pgSz w:w="11906" w:h="16838" w:code="9"/>
-          <w:pgMar w:top="1440" w:right="1797" w:bottom="1440" w:left="1797" w:header="709" w:footer="709" w:gutter="0"/>
-          <w:cols w:space="708"/>
-          <w:docGrid w:linePitch="360"/>
-        </w:sectPr>
-      </w:pPr>
-    </w:p>
-    <w:p>
-      <w:pPr>
-        <w:pStyle w:val="TOCHeading"/>
-        <w:rPr>
-          <w:rFonts w:ascii="Arial" w:hAnsi="Arial" w:cs="Arial"/>
-          <w:color w:val="auto"/>
-          <w:lang w:val="en-GB"/>
-        </w:rPr>
-      </w:pPr>
-      <w:r>
-        <w:rPr>
-          <w:rFonts w:ascii="Arial" w:hAnsi="Arial" w:cs="Arial"/>
-          <w:color w:val="auto"/>
-          <w:lang w:val="en-GB"/>
-        </w:rPr>
-        <w:lastRenderedPageBreak/>
-        <w:t>Contents</w:t>
-      </w:r>
-    </w:p>
-    <w:p/>
-    <w:p>
-      <w:pPr>
-        <w:pStyle w:val="TOC1"/>
-        <w:tabs>
-          <w:tab w:val="left" w:pos="660"/>
-          <w:tab w:val="right" w:leader="dot" w:pos="8302"/>
-        </w:tabs>
-        <w:rPr>
-          <w:rFonts w:ascii="Calibri" w:hAnsi="Calibri"/>
-          <w:b w:val="0"/>
-          <w:noProof/>
-          <w:sz w:val="22"/>
-          <w:szCs w:val="22"/>
-          <w:lang w:eastAsia="en-GB"/>
-        </w:rPr>
-      </w:pPr>
-      <w:r>
-        <w:fldChar w:fldCharType="begin"/>
-      </w:r>
-      <w:r>
-        <w:instrText xml:space="preserve"> TOC \o "1-3" \h \z \u </w:instrText>
-      </w:r>
-      <w:r>
-        <w:fldChar w:fldCharType="separate"/>
-      </w:r>
-      <w:hyperlink w:anchor="_Toc77174570" w:history="1">
-        <w:r>
-          <w:rPr>
-            <w:rStyle w:val="Hyperlink"/>
-            <w:noProof/>
-          </w:rPr>
-          <w:t>1</w:t>
-        </w:r>
-        <w:r>
-          <w:rPr>
-            <w:rFonts w:ascii="Calibri" w:hAnsi="Calibri"/>
-            <w:b w:val="0"/>
-            <w:noProof/>
-            <w:sz w:val="22"/>
-            <w:szCs w:val="22"/>
-            <w:lang w:eastAsia="en-GB"/>
-          </w:rPr>
-          <w:tab/>
-        </w:r>
-        <w:r>
-          <w:rPr>
-            <w:rStyle w:val="Hyperlink"/>
-            <w:noProof/>
-          </w:rPr>
-          <w:t>Introduction</w:t>
-        </w:r>
-        <w:r>
-          <w:rPr>
-            <w:noProof/>
-            <w:webHidden/>
-          </w:rPr>
-          <w:tab/>
-        </w:r>
-        <w:r>
-          <w:rPr>
-            <w:noProof/>
-            <w:webHidden/>
-          </w:rPr>
-          <w:fldChar w:fldCharType="begin"/>
-        </w:r>
-        <w:r>
-          <w:rPr>
-            <w:noProof/>
-            <w:webHidden/>
-          </w:rPr>
-          <w:instrText xml:space="preserve"> PAGEREF _Toc77174570 \h </w:instrText>
-        </w:r>
-        <w:r>
-          <w:rPr>
-            <w:noProof/>
-            <w:webHidden/>
-          </w:rPr>
-        </w:r>
-        <w:r>
-          <w:rPr>
-            <w:noProof/>
-            <w:webHidden/>
-          </w:rPr>
-          <w:fldChar w:fldCharType="separate"/>
-        </w:r>
-        <w:r>
-          <w:rPr>
-            <w:noProof/>
-            <w:webHidden/>
-          </w:rPr>
-          <w:t>1</w:t>
-        </w:r>
-        <w:r>
-          <w:rPr>
-            <w:noProof/>
-            <w:webHidden/>
-          </w:rPr>
-          <w:fldChar w:fldCharType="end"/>
-        </w:r>
-      </w:hyperlink>
-    </w:p>
-    <w:p>
-      <w:pPr>
-        <w:pStyle w:val="TOC1"/>
-        <w:tabs>
-          <w:tab w:val="left" w:pos="660"/>
-          <w:tab w:val="right" w:leader="dot" w:pos="8302"/>
-        </w:tabs>
-        <w:rPr>
-          <w:rFonts w:ascii="Calibri" w:hAnsi="Calibri"/>
-          <w:b w:val="0"/>
-          <w:noProof/>
-          <w:sz w:val="22"/>
-          <w:szCs w:val="22"/>
-          <w:lang w:eastAsia="en-GB"/>
-        </w:rPr>
-      </w:pPr>
-      <w:hyperlink w:anchor="_Toc77174571" w:history="1">
-        <w:r>
-          <w:rPr>
-            <w:rStyle w:val="Hyperlink"/>
-            <w:noProof/>
-          </w:rPr>
-          <w:t>2</w:t>
-        </w:r>
-        <w:r>
-          <w:rPr>
-            <w:rFonts w:ascii="Calibri" w:hAnsi="Calibri"/>
-            <w:b w:val="0"/>
-            <w:noProof/>
-            <w:sz w:val="22"/>
-            <w:szCs w:val="22"/>
-            <w:lang w:eastAsia="en-GB"/>
-          </w:rPr>
-          <w:tab/>
-        </w:r>
-        <w:r>
-          <w:rPr>
-            <w:rStyle w:val="Hyperlink"/>
-            <w:noProof/>
-          </w:rPr>
-          <w:t>Structure Samples</w:t>
-        </w:r>
-        <w:r>
-          <w:rPr>
-            <w:noProof/>
-            <w:webHidden/>
-          </w:rPr>
-          <w:tab/>
-        </w:r>
-        <w:r>
-          <w:rPr>
-            <w:noProof/>
-            <w:webHidden/>
-          </w:rPr>
-          <w:fldChar w:fldCharType="begin"/>
-        </w:r>
-        <w:r>
-          <w:rPr>
-            <w:noProof/>
-            <w:webHidden/>
-          </w:rPr>
-          <w:instrText xml:space="preserve"> PAGEREF _Toc77174571 \h </w:instrText>
-        </w:r>
-        <w:r>
-          <w:rPr>
-            <w:noProof/>
-            <w:webHidden/>
-          </w:rPr>
-        </w:r>
-        <w:r>
-          <w:rPr>
-            <w:noProof/>
-            <w:webHidden/>
-          </w:rPr>
-          <w:fldChar w:fldCharType="separate"/>
-        </w:r>
-        <w:r>
-          <w:rPr>
-            <w:noProof/>
-            <w:webHidden/>
-          </w:rPr>
-          <w:t>1</w:t>
-        </w:r>
-        <w:r>
-          <w:rPr>
-            <w:noProof/>
-            <w:webHidden/>
-          </w:rPr>
-          <w:fldChar w:fldCharType="end"/>
-        </w:r>
-      </w:hyperlink>
-    </w:p>
-    <w:p>
-      <w:pPr>
-        <w:pStyle w:val="TOC1"/>
-        <w:tabs>
-          <w:tab w:val="left" w:pos="660"/>
-          <w:tab w:val="right" w:leader="dot" w:pos="8302"/>
-        </w:tabs>
-        <w:rPr>
-          <w:rFonts w:ascii="Calibri" w:hAnsi="Calibri"/>
-          <w:b w:val="0"/>
-          <w:noProof/>
-          <w:sz w:val="22"/>
-          <w:szCs w:val="22"/>
-          <w:lang w:eastAsia="en-GB"/>
-        </w:rPr>
-      </w:pPr>
-      <w:hyperlink w:anchor="_Toc77174572" w:history="1">
-        <w:r>
-          <w:rPr>
-            <w:rStyle w:val="Hyperlink"/>
-            <w:noProof/>
-          </w:rPr>
-          <w:t>3</w:t>
-        </w:r>
-        <w:r>
-          <w:rPr>
-            <w:rFonts w:ascii="Calibri" w:hAnsi="Calibri"/>
-            <w:b w:val="0"/>
-            <w:noProof/>
-            <w:sz w:val="22"/>
-            <w:szCs w:val="22"/>
-            <w:lang w:eastAsia="en-GB"/>
-          </w:rPr>
-          <w:tab/>
-        </w:r>
-        <w:r>
-          <w:rPr>
-            <w:rStyle w:val="Hyperlink"/>
-            <w:noProof/>
-          </w:rPr>
-          <w:t>Data Samples</w:t>
-        </w:r>
-        <w:r>
-          <w:rPr>
-            <w:noProof/>
-            <w:webHidden/>
-          </w:rPr>
-          <w:tab/>
-        </w:r>
-        <w:r>
-          <w:rPr>
-            <w:noProof/>
-            <w:webHidden/>
-          </w:rPr>
-          <w:fldChar w:fldCharType="begin"/>
-        </w:r>
-        <w:r>
-          <w:rPr>
-            <w:noProof/>
-            <w:webHidden/>
-          </w:rPr>
-          <w:instrText xml:space="preserve"> PAGEREF _Toc77174572 \h </w:instrText>
-        </w:r>
-        <w:r>
-          <w:rPr>
-            <w:noProof/>
-            <w:webHidden/>
-          </w:rPr>
-        </w:r>
-        <w:r>
-          <w:rPr>
-            <w:noProof/>
-            <w:webHidden/>
-          </w:rPr>
-          <w:fldChar w:fldCharType="separate"/>
-        </w:r>
-        <w:r>
-          <w:rPr>
-            <w:noProof/>
-            <w:webHidden/>
-          </w:rPr>
-          <w:t>5</w:t>
-        </w:r>
-        <w:r>
-          <w:rPr>
-            <w:noProof/>
-            <w:webHidden/>
-          </w:rPr>
-          <w:fldChar w:fldCharType="end"/>
-        </w:r>
-      </w:hyperlink>
-    </w:p>
-    <w:p>
-      <w:r>
-        <w:fldChar w:fldCharType="end"/>
-      </w:r>
-    </w:p>
-    <w:p>
-      <w:pPr>
-        <w:pStyle w:val="Heading1"/>
-        <w:sectPr>
-          <w:footerReference w:type="default" r:id="rId10"/>
+          <w:footerReference w:type="default" r:id="rId8"/>
           <w:pgSz w:w="11906" w:h="16838" w:code="9"/>
           <w:pgMar w:top="1440" w:right="1797" w:bottom="1440" w:left="1797" w:header="709" w:footer="709" w:gutter="0"/>
           <w:pgNumType w:start="1"/>
@@ -637,7 +17,7 @@
     </w:p>
     <w:p>
       <w:pPr>
-        <w:pStyle w:val="Heading1"/>
+        <w:pStyle w:val="berschrift1"/>
       </w:pPr>
       <w:bookmarkStart w:id="0" w:name="_Toc278497173"/>
       <w:bookmarkStart w:id="1" w:name="_Toc290061598"/>
@@ -669,15 +49,28 @@
     </w:p>
     <w:p>
       <w:r>
-        <w:t>All samples use the xsi:schemaLocation attribute to define the location of the XSD schema files for the relevant namespaces. The samples assume that the schemas are held locally</w:t>
+        <w:t xml:space="preserve">All samples use the </w:t>
+      </w:r>
+      <w:proofErr w:type="gramStart"/>
+      <w:r>
+        <w:t>xsi:schemaLocation</w:t>
+      </w:r>
+      <w:proofErr w:type="gramEnd"/>
+      <w:r>
+        <w:t xml:space="preserve"> attribute to define the location of the XSD schema files for the relevant namespaces. The samples assume that the schemas are held locally</w:t>
       </w:r>
       <w:r>
         <w:t xml:space="preserve"> in a directory called ‘schemas’ and are referenced as a relative file path. For example:</w:t>
       </w:r>
     </w:p>
     <w:p>
-      <w:r>
-        <w:t>xsi:schemaLocation="http://www.sdmx.org/resources/sdmxml/schemas/v3</w:t>
+      <w:proofErr w:type="gramStart"/>
+      <w:r>
+        <w:t>xsi:schemaLocation</w:t>
+      </w:r>
+      <w:proofErr w:type="gramEnd"/>
+      <w:r>
+        <w:t>="http://www.sdmx.org/resources/sdmxml/schemas/v3</w:t>
       </w:r>
       <w:r>
         <w:t>_</w:t>
@@ -706,12 +99,20 @@
         <w:t>XSD schemas files will need to be in the appropriate directory</w:t>
       </w:r>
       <w:r>
-        <w:t xml:space="preserve"> in order to validate correctly.</w:t>
-      </w:r>
-    </w:p>
-    <w:p>
-      <w:pPr>
-        <w:pStyle w:val="Heading1"/>
+        <w:t xml:space="preserve"> </w:t>
+      </w:r>
+      <w:proofErr w:type="gramStart"/>
+      <w:r>
+        <w:t>in order to</w:t>
+      </w:r>
+      <w:proofErr w:type="gramEnd"/>
+      <w:r>
+        <w:t xml:space="preserve"> validate correctly.</w:t>
+      </w:r>
+    </w:p>
+    <w:p>
+      <w:pPr>
+        <w:pStyle w:val="berschrift1"/>
       </w:pPr>
       <w:bookmarkStart w:id="3" w:name="_Toc290061599"/>
       <w:bookmarkStart w:id="4" w:name="_Toc77174571"/>
@@ -782,7 +183,15 @@
         <w:t>A s</w:t>
       </w:r>
       <w:r>
-        <w:t xml:space="preserve">imple enumerated code list directly equivalent to </w:t>
+        <w:t xml:space="preserve">imple enumerated code list directly </w:t>
+      </w:r>
+      <w:proofErr w:type="gramStart"/>
+      <w:r>
+        <w:t>equivalent</w:t>
+      </w:r>
+      <w:proofErr w:type="gramEnd"/>
+      <w:r>
+        <w:t xml:space="preserve"> to </w:t>
       </w:r>
       <w:r>
         <w:t>those</w:t>
@@ -979,7 +388,11 @@
         <w:spacing w:after="120"/>
       </w:pPr>
       <w:r>
-        <w:t>Code list extension is used to create a new EXAMPLE:CL_ACTIVITY code list consisting of both the SDMX:CL_ACTIVITY_NACE2 and SDMX:CL_ACTIVITY_ISIC4 codelists.</w:t>
+        <w:t xml:space="preserve">Code list extension is used to create a new EXAMPLE:CL_ACTIVITY code list consisting of both </w:t>
+      </w:r>
+      <w:r>
+        <w:lastRenderedPageBreak/>
+        <w:t>the SDMX:CL_ACTIVITY_NACE2 and SDMX:CL_ACTIVITY_ISIC4 codelists.</w:t>
       </w:r>
     </w:p>
     <w:p>
@@ -1045,7 +458,23 @@
         <w:ind w:left="3686"/>
       </w:pPr>
       <w:r>
-        <w:t>The discriminated unions are achieved by requesting either of the data flows with references=”all” and detail=”referencepartial”. The result being CL_ACTIVITY with the extensions resolved and the relevant data constraint applied. Thus CL_ACTIVITY will only contain codes prefixed according to the data flow: either beginning “NACE2_” or “ISIC4_”</w:t>
+        <w:t>The discriminated unions are achieved by requesting either of the data flows with references</w:t>
+      </w:r>
+      <w:proofErr w:type="gramStart"/>
+      <w:r>
+        <w:t>=”all</w:t>
+      </w:r>
+      <w:proofErr w:type="gramEnd"/>
+      <w:r>
+        <w:t>” and detail</w:t>
+      </w:r>
+      <w:proofErr w:type="gramStart"/>
+      <w:r>
+        <w:t>=”referencepartial</w:t>
+      </w:r>
+      <w:proofErr w:type="gramEnd"/>
+      <w:r>
+        <w:t>”. The result being CL_ACTIVITY with the extensions resolved and the relevant data constraint applied. Thus CL_ACTIVITY will only contain codes prefixed according to the data flow: either beginning “NACE2_” or “ISIC4_”</w:t>
       </w:r>
     </w:p>
     <w:p>
@@ -1122,7 +551,15 @@
         <w:tab/>
       </w:r>
       <w:r>
-        <w:t>The example illustrates a single concept scheme ECB:ECB_CONCEPTS containing multiple individual concepts.</w:t>
+        <w:t xml:space="preserve">The example illustrates a single concept scheme </w:t>
+      </w:r>
+      <w:proofErr w:type="gramStart"/>
+      <w:r>
+        <w:t>ECB:ECB</w:t>
+      </w:r>
+      <w:proofErr w:type="gramEnd"/>
+      <w:r>
+        <w:t>_CONCEPTS containing multiple individual concepts.</w:t>
       </w:r>
     </w:p>
     <w:p>
@@ -1145,6 +582,7 @@
           <w:b/>
           <w:bCs/>
         </w:rPr>
+        <w:lastRenderedPageBreak/>
         <w:t>Data Structure Definition</w:t>
       </w:r>
     </w:p>
@@ -1163,7 +601,15 @@
       </w:r>
       <w:r>
         <w:tab/>
-        <w:t xml:space="preserve">The example illustrates a data structure definition (DSD) for ECB:EXR exchange rates. The concept of primary measure has been deprecated in SDMX 3.0 and </w:t>
+        <w:t xml:space="preserve">The example illustrates a data structure definition (DSD) for </w:t>
+      </w:r>
+      <w:proofErr w:type="gramStart"/>
+      <w:r>
+        <w:t>ECB:EXR</w:t>
+      </w:r>
+      <w:proofErr w:type="gramEnd"/>
+      <w:r>
+        <w:t xml:space="preserve"> exchange rates. The concept of primary measure has been deprecated in SDMX 3.0 and </w:t>
       </w:r>
       <w:r>
         <w:t xml:space="preserve">the </w:t>
@@ -1214,7 +660,15 @@
       </w:r>
       <w:r>
         <w:tab/>
-        <w:t>A simple data flow for the ECB:EXR data set.</w:t>
+        <w:t xml:space="preserve">A simple data flow for the </w:t>
+      </w:r>
+      <w:proofErr w:type="gramStart"/>
+      <w:r>
+        <w:t>ECB:EXR</w:t>
+      </w:r>
+      <w:proofErr w:type="gramEnd"/>
+      <w:r>
+        <w:t xml:space="preserve"> data set.</w:t>
       </w:r>
     </w:p>
     <w:p>
@@ -1392,7 +846,15 @@
         <w:t xml:space="preserve">also </w:t>
       </w:r>
       <w:r>
-        <w:t>carries a LocalRepresentation with textType=”GeospatialInformation”.</w:t>
+        <w:t>carries a LocalRepresentation with textType</w:t>
+      </w:r>
+      <w:proofErr w:type="gramStart"/>
+      <w:r>
+        <w:t>=”GeospatialInformation</w:t>
+      </w:r>
+      <w:proofErr w:type="gramEnd"/>
+      <w:r>
+        <w:t>”.</w:t>
       </w:r>
     </w:p>
     <w:p>
@@ -1523,6 +985,7 @@
         <w:spacing w:after="120"/>
       </w:pPr>
       <w:r>
+        <w:lastRenderedPageBreak/>
         <w:t xml:space="preserve">The GeoFeatureSetCode Value attribute specifies the geospatial features to which the code </w:t>
       </w:r>
       <w:r>
@@ -1644,7 +1107,15 @@
         <w:spacing w:after="120"/>
       </w:pPr>
       <w:r>
-        <w:t>Each GeoGridCode has an ID and a Name in common with the codes of simple code lists, but also has a GeoCell element containing the row and column of the grid cell as a string expression using the Grid Cell syntax set out in Section 6 of the Technical Specifications.</w:t>
+        <w:t xml:space="preserve">Each GeoGridCode has an ID and a Name in common with the codes of simple code </w:t>
+      </w:r>
+      <w:proofErr w:type="gramStart"/>
+      <w:r>
+        <w:t>lists, but</w:t>
+      </w:r>
+      <w:proofErr w:type="gramEnd"/>
+      <w:r>
+        <w:t xml:space="preserve"> also has a GeoCell element containing the row and column of the grid cell as a string expression using the Grid Cell syntax set out in Section 6 of the Technical Specifications.</w:t>
       </w:r>
     </w:p>
     <w:p>
@@ -1683,7 +1154,23 @@
         <w:t xml:space="preserve">Illustrates the use of VTL Rulesets to validate an SDMX dataflow. The validation process </w:t>
       </w:r>
       <w:r>
-        <w:t xml:space="preserve">adds additional identifiers and measures to the resulting VTL dataset indicating, on a row by row basis the validation rule applied and the outcome in terms of a valid / invalid. If invalid, details of the error found and its severity are </w:t>
+        <w:t xml:space="preserve">adds additional identifiers and measures to the resulting VTL dataset indicating, on a </w:t>
+      </w:r>
+      <w:proofErr w:type="gramStart"/>
+      <w:r>
+        <w:t>row by row</w:t>
+      </w:r>
+      <w:proofErr w:type="gramEnd"/>
+      <w:r>
+        <w:t xml:space="preserve"> basis the validation rule applied and the outcome in terms of a valid / invalid. If invalid, details of the error </w:t>
+      </w:r>
+      <w:proofErr w:type="gramStart"/>
+      <w:r>
+        <w:t>found</w:t>
+      </w:r>
+      <w:proofErr w:type="gramEnd"/>
+      <w:r>
+        <w:t xml:space="preserve"> and its severity are </w:t>
       </w:r>
       <w:r>
         <w:t>added.</w:t>
@@ -1715,6 +1202,7 @@
         <w:ind w:left="3686" w:hanging="3686"/>
       </w:pPr>
       <w:r>
+        <w:lastRenderedPageBreak/>
         <w:t>VTL Sample 2.xml</w:t>
       </w:r>
       <w:r>
@@ -1776,7 +1264,15 @@
         <w:tab/>
       </w:r>
       <w:r>
-        <w:t>Illustrates the calculation of a GDP per capita dataset from an input mapped SDMX dataflow containing GDP and population indicators on a country by country basis.</w:t>
+        <w:t xml:space="preserve">Illustrates the calculation of a GDP per capita dataset from an input mapped SDMX dataflow containing GDP and population indicators on a </w:t>
+      </w:r>
+      <w:proofErr w:type="gramStart"/>
+      <w:r>
+        <w:t>country by country</w:t>
+      </w:r>
+      <w:proofErr w:type="gramEnd"/>
+      <w:r>
+        <w:t xml:space="preserve"> basis.</w:t>
       </w:r>
       <w:r>
         <w:t xml:space="preserve"> </w:t>
@@ -1784,7 +1280,7 @@
     </w:p>
     <w:p>
       <w:pPr>
-        <w:pStyle w:val="Heading1"/>
+        <w:pStyle w:val="berschrift1"/>
       </w:pPr>
       <w:bookmarkStart w:id="5" w:name="_Toc290061600"/>
       <w:bookmarkStart w:id="6" w:name="_Toc77174572"/>
@@ -2001,7 +1497,15 @@
         <w:ind w:left="3686"/>
       </w:pPr>
       <w:r>
-        <w:t>Note that a structure specific namespace ns1 is defined using xsi:schemalocation to reference the validation schema location, in this case ECB_EXR_Dataflow.xsd.</w:t>
+        <w:t xml:space="preserve">Note that a structure specific namespace ns1 is defined using </w:t>
+      </w:r>
+      <w:proofErr w:type="gramStart"/>
+      <w:r>
+        <w:t>xsi:schemalocation</w:t>
+      </w:r>
+      <w:proofErr w:type="gramEnd"/>
+      <w:r>
+        <w:t xml:space="preserve"> to reference the validation schema location, in this case ECB_EXR_Dataflow.xsd.</w:t>
       </w:r>
     </w:p>
     <w:p>
@@ -2074,6 +1578,7 @@
     </w:p>
     <w:p>
       <w:r>
+        <w:lastRenderedPageBreak/>
         <w:t>Complex attributes include those with multilingual text and arrays of values.</w:t>
       </w:r>
     </w:p>
@@ -2171,10 +1676,12 @@
         <w:t xml:space="preserve">Note that a structure specific namespace ns1 is defined using </w:t>
       </w:r>
       <w:proofErr w:type="spellStart"/>
+      <w:proofErr w:type="gramStart"/>
       <w:r>
         <w:t>xsi:schemalocation</w:t>
       </w:r>
       <w:proofErr w:type="spellEnd"/>
+      <w:proofErr w:type="gramEnd"/>
       <w:r>
         <w:t xml:space="preserve"> to reference the validation schema location, in this case ECB_EXR_Dataflow.xsd.</w:t>
       </w:r>
@@ -2237,10 +1744,12 @@
         <w:t xml:space="preserve">Complex types based on the abstract </w:t>
       </w:r>
       <w:proofErr w:type="spellStart"/>
+      <w:proofErr w:type="gramStart"/>
       <w:r>
         <w:t>dsd:CompType</w:t>
       </w:r>
       <w:proofErr w:type="spellEnd"/>
+      <w:proofErr w:type="gramEnd"/>
       <w:r>
         <w:t xml:space="preserve"> are defined for each complex attribute.</w:t>
       </w:r>
@@ -2260,7 +1769,15 @@
         <w:t xml:space="preserve">Structure message describing the </w:t>
       </w:r>
       <w:r>
-        <w:t>Data Structure Definition for the above dataflow illustrating, in particular, the definition of complex attributes:</w:t>
+        <w:t>Data Structure Definition for the above dataflow illustrating</w:t>
+      </w:r>
+      <w:proofErr w:type="gramStart"/>
+      <w:r>
+        <w:t>, in particular, the</w:t>
+      </w:r>
+      <w:proofErr w:type="gramEnd"/>
+      <w:r>
+        <w:t xml:space="preserve"> definition of complex attributes:</w:t>
       </w:r>
     </w:p>
     <w:p>
@@ -2279,14 +1796,21 @@
         <w:t>isMultiLingual</w:t>
       </w:r>
       <w:proofErr w:type="spellEnd"/>
-      <w:r>
-        <w:t>=”true” on the &lt;</w:t>
+      <w:proofErr w:type="gramStart"/>
+      <w:r>
+        <w:t>=”true</w:t>
+      </w:r>
+      <w:proofErr w:type="gramEnd"/>
+      <w:r>
+        <w:t>” on the &lt;</w:t>
       </w:r>
       <w:proofErr w:type="spellStart"/>
+      <w:proofErr w:type="gramStart"/>
       <w:r>
         <w:t>str:TextFormat</w:t>
       </w:r>
       <w:proofErr w:type="spellEnd"/>
+      <w:proofErr w:type="gramEnd"/>
       <w:r>
         <w:t>…&gt; element specifies a multi-lingual string representation.</w:t>
       </w:r>
@@ -2317,10 +1841,12 @@
         <w:t>on the &lt;</w:t>
       </w:r>
       <w:proofErr w:type="spellStart"/>
+      <w:proofErr w:type="gramStart"/>
       <w:r>
         <w:t>str:LocalRepresentation</w:t>
       </w:r>
       <w:proofErr w:type="spellEnd"/>
+      <w:proofErr w:type="gramEnd"/>
       <w:r>
         <w:t>…&gt; element specifies</w:t>
       </w:r>
@@ -2352,10 +1878,9 @@
       </w:r>
     </w:p>
     <w:sectPr>
-      <w:footerReference w:type="default" r:id="rId11"/>
+      <w:footerReference w:type="default" r:id="rId9"/>
       <w:pgSz w:w="11906" w:h="16838" w:code="9"/>
       <w:pgMar w:top="1440" w:right="1440" w:bottom="1440" w:left="1440" w:header="720" w:footer="720" w:gutter="0"/>
-      <w:lnNumType w:countBy="1" w:restart="continuous"/>
       <w:pgNumType w:start="1"/>
       <w:cols w:space="720"/>
       <w:docGrid w:linePitch="360"/>
@@ -2365,7 +1890,7 @@
 </file>
 
 <file path=word/endnotes.xml><?xml version="1.0" encoding="utf-8"?>
-<w:endnotes xmlns:wpc="http://schemas.microsoft.com/office/word/2010/wordprocessingCanvas" xmlns:cx="http://schemas.microsoft.com/office/drawing/2014/chartex" xmlns:cx1="http://schemas.microsoft.com/office/drawing/2015/9/8/chartex" xmlns:cx2="http://schemas.microsoft.com/office/drawing/2015/10/21/chartex" xmlns:cx3="http://schemas.microsoft.com/office/drawing/2016/5/9/chartex" xmlns:cx4="http://schemas.microsoft.com/office/drawing/2016/5/10/chartex" xmlns:cx5="http://schemas.microsoft.com/office/drawing/2016/5/11/chartex" xmlns:cx6="http://schemas.microsoft.com/office/drawing/2016/5/12/chartex" xmlns:cx7="http://schemas.microsoft.com/office/drawing/2016/5/13/chartex" xmlns:cx8="http://schemas.microsoft.com/office/drawing/2016/5/14/chartex" xmlns:mc="http://schemas.openxmlformats.org/markup-compatibility/2006" xmlns:aink="http://schemas.microsoft.com/office/drawing/2016/ink" xmlns:am3d="http://schemas.microsoft.com/office/drawing/2017/model3d" xmlns:o="urn:schemas-microsoft-com:office:office" xmlns:r="http://schemas.openxmlformats.org/officeDocument/2006/relationships" xmlns:m="http://schemas.openxmlformats.org/officeDocument/2006/math" xmlns:v="urn:schemas-microsoft-com:vml" xmlns:wp14="http://schemas.microsoft.com/office/word/2010/wordprocessingDrawing" xmlns:wp="http://schemas.openxmlformats.org/drawingml/2006/wordprocessingDrawing" xmlns:w10="urn:schemas-microsoft-com:office:word" xmlns:w="http://schemas.openxmlformats.org/wordprocessingml/2006/main" xmlns:w14="http://schemas.microsoft.com/office/word/2010/wordml" xmlns:w15="http://schemas.microsoft.com/office/word/2012/wordml" xmlns:w16cex="http://schemas.microsoft.com/office/word/2018/wordml/cex" xmlns:w16cid="http://schemas.microsoft.com/office/word/2016/wordml/cid" xmlns:w16="http://schemas.microsoft.com/office/word/2018/wordml" xmlns:w16sdtdh="http://schemas.microsoft.com/office/word/2020/wordml/sdtdatahash" xmlns:w16se="http://schemas.microsoft.com/office/word/2015/wordml/symex" xmlns:wpg="http://schemas.microsoft.com/office/word/2010/wordprocessingGroup" xmlns:wpi="http://schemas.microsoft.com/office/word/2010/wordprocessingInk" xmlns:wne="http://schemas.microsoft.com/office/word/2006/wordml" xmlns:wps="http://schemas.microsoft.com/office/word/2010/wordprocessingShape" mc:Ignorable="w14 w15 w16se w16cid w16 w16cex w16sdtdh wp14">
+<w:endnotes xmlns:wpc="http://schemas.microsoft.com/office/word/2010/wordprocessingCanvas" xmlns:cx="http://schemas.microsoft.com/office/drawing/2014/chartex" xmlns:cx1="http://schemas.microsoft.com/office/drawing/2015/9/8/chartex" xmlns:cx2="http://schemas.microsoft.com/office/drawing/2015/10/21/chartex" xmlns:cx3="http://schemas.microsoft.com/office/drawing/2016/5/9/chartex" xmlns:cx4="http://schemas.microsoft.com/office/drawing/2016/5/10/chartex" xmlns:cx5="http://schemas.microsoft.com/office/drawing/2016/5/11/chartex" xmlns:cx6="http://schemas.microsoft.com/office/drawing/2016/5/12/chartex" xmlns:cx7="http://schemas.microsoft.com/office/drawing/2016/5/13/chartex" xmlns:cx8="http://schemas.microsoft.com/office/drawing/2016/5/14/chartex" xmlns:mc="http://schemas.openxmlformats.org/markup-compatibility/2006" xmlns:aink="http://schemas.microsoft.com/office/drawing/2016/ink" xmlns:am3d="http://schemas.microsoft.com/office/drawing/2017/model3d" xmlns:o="urn:schemas-microsoft-com:office:office" xmlns:oel="http://schemas.microsoft.com/office/2019/extlst" xmlns:r="http://schemas.openxmlformats.org/officeDocument/2006/relationships" xmlns:m="http://schemas.openxmlformats.org/officeDocument/2006/math" xmlns:v="urn:schemas-microsoft-com:vml" xmlns:wp14="http://schemas.microsoft.com/office/word/2010/wordprocessingDrawing" xmlns:wp="http://schemas.openxmlformats.org/drawingml/2006/wordprocessingDrawing" xmlns:w10="urn:schemas-microsoft-com:office:word" xmlns:w="http://schemas.openxmlformats.org/wordprocessingml/2006/main" xmlns:w14="http://schemas.microsoft.com/office/word/2010/wordml" xmlns:w15="http://schemas.microsoft.com/office/word/2012/wordml" xmlns:w16cex="http://schemas.microsoft.com/office/word/2018/wordml/cex" xmlns:w16cid="http://schemas.microsoft.com/office/word/2016/wordml/cid" xmlns:w16="http://schemas.microsoft.com/office/word/2018/wordml" xmlns:w16du="http://schemas.microsoft.com/office/word/2023/wordml/word16du" xmlns:w16sdtdh="http://schemas.microsoft.com/office/word/2020/wordml/sdtdatahash" xmlns:w16sdtfl="http://schemas.microsoft.com/office/word/2024/wordml/sdtformatlock" xmlns:w16se="http://schemas.microsoft.com/office/word/2015/wordml/symex" xmlns:wpg="http://schemas.microsoft.com/office/word/2010/wordprocessingGroup" xmlns:wpi="http://schemas.microsoft.com/office/word/2010/wordprocessingInk" xmlns:wne="http://schemas.microsoft.com/office/word/2006/wordml" xmlns:wps="http://schemas.microsoft.com/office/word/2010/wordprocessingShape" mc:Ignorable="w14 w15 w16se w16cid w16 w16cex w16sdtdh w16sdtfl w16du wp14">
   <w:endnote w:type="separator" w:id="-1">
     <w:p>
       <w:pPr>
@@ -2396,10 +1921,10 @@
 </file>
 
 <file path=word/footer1.xml><?xml version="1.0" encoding="utf-8"?>
-<w:ftr xmlns:wpc="http://schemas.microsoft.com/office/word/2010/wordprocessingCanvas" xmlns:cx="http://schemas.microsoft.com/office/drawing/2014/chartex" xmlns:cx1="http://schemas.microsoft.com/office/drawing/2015/9/8/chartex" xmlns:cx2="http://schemas.microsoft.com/office/drawing/2015/10/21/chartex" xmlns:cx3="http://schemas.microsoft.com/office/drawing/2016/5/9/chartex" xmlns:cx4="http://schemas.microsoft.com/office/drawing/2016/5/10/chartex" xmlns:cx5="http://schemas.microsoft.com/office/drawing/2016/5/11/chartex" xmlns:cx6="http://schemas.microsoft.com/office/drawing/2016/5/12/chartex" xmlns:cx7="http://schemas.microsoft.com/office/drawing/2016/5/13/chartex" xmlns:cx8="http://schemas.microsoft.com/office/drawing/2016/5/14/chartex" xmlns:mc="http://schemas.openxmlformats.org/markup-compatibility/2006" xmlns:aink="http://schemas.microsoft.com/office/drawing/2016/ink" xmlns:am3d="http://schemas.microsoft.com/office/drawing/2017/model3d" xmlns:o="urn:schemas-microsoft-com:office:office" xmlns:r="http://schemas.openxmlformats.org/officeDocument/2006/relationships" xmlns:m="http://schemas.openxmlformats.org/officeDocument/2006/math" xmlns:v="urn:schemas-microsoft-com:vml" xmlns:wp14="http://schemas.microsoft.com/office/word/2010/wordprocessingDrawing" xmlns:wp="http://schemas.openxmlformats.org/drawingml/2006/wordprocessingDrawing" xmlns:w10="urn:schemas-microsoft-com:office:word" xmlns:w="http://schemas.openxmlformats.org/wordprocessingml/2006/main" xmlns:w14="http://schemas.microsoft.com/office/word/2010/wordml" xmlns:w15="http://schemas.microsoft.com/office/word/2012/wordml" xmlns:w16cex="http://schemas.microsoft.com/office/word/2018/wordml/cex" xmlns:w16cid="http://schemas.microsoft.com/office/word/2016/wordml/cid" xmlns:w16="http://schemas.microsoft.com/office/word/2018/wordml" xmlns:w16sdtdh="http://schemas.microsoft.com/office/word/2020/wordml/sdtdatahash" xmlns:w16se="http://schemas.microsoft.com/office/word/2015/wordml/symex" xmlns:wpg="http://schemas.microsoft.com/office/word/2010/wordprocessingGroup" xmlns:wpi="http://schemas.microsoft.com/office/word/2010/wordprocessingInk" xmlns:wne="http://schemas.microsoft.com/office/word/2006/wordml" xmlns:wps="http://schemas.microsoft.com/office/word/2010/wordprocessingShape" mc:Ignorable="w14 w15 w16se w16cid w16 w16cex w16sdtdh wp14">
+<w:ftr xmlns:wpc="http://schemas.microsoft.com/office/word/2010/wordprocessingCanvas" xmlns:cx="http://schemas.microsoft.com/office/drawing/2014/chartex" xmlns:cx1="http://schemas.microsoft.com/office/drawing/2015/9/8/chartex" xmlns:cx2="http://schemas.microsoft.com/office/drawing/2015/10/21/chartex" xmlns:cx3="http://schemas.microsoft.com/office/drawing/2016/5/9/chartex" xmlns:cx4="http://schemas.microsoft.com/office/drawing/2016/5/10/chartex" xmlns:cx5="http://schemas.microsoft.com/office/drawing/2016/5/11/chartex" xmlns:cx6="http://schemas.microsoft.com/office/drawing/2016/5/12/chartex" xmlns:cx7="http://schemas.microsoft.com/office/drawing/2016/5/13/chartex" xmlns:cx8="http://schemas.microsoft.com/office/drawing/2016/5/14/chartex" xmlns:mc="http://schemas.openxmlformats.org/markup-compatibility/2006" xmlns:aink="http://schemas.microsoft.com/office/drawing/2016/ink" xmlns:am3d="http://schemas.microsoft.com/office/drawing/2017/model3d" xmlns:o="urn:schemas-microsoft-com:office:office" xmlns:oel="http://schemas.microsoft.com/office/2019/extlst" xmlns:r="http://schemas.openxmlformats.org/officeDocument/2006/relationships" xmlns:m="http://schemas.openxmlformats.org/officeDocument/2006/math" xmlns:v="urn:schemas-microsoft-com:vml" xmlns:wp14="http://schemas.microsoft.com/office/word/2010/wordprocessingDrawing" xmlns:wp="http://schemas.openxmlformats.org/drawingml/2006/wordprocessingDrawing" xmlns:w10="urn:schemas-microsoft-com:office:word" xmlns:w="http://schemas.openxmlformats.org/wordprocessingml/2006/main" xmlns:w14="http://schemas.microsoft.com/office/word/2010/wordml" xmlns:w15="http://schemas.microsoft.com/office/word/2012/wordml" xmlns:w16cex="http://schemas.microsoft.com/office/word/2018/wordml/cex" xmlns:w16cid="http://schemas.microsoft.com/office/word/2016/wordml/cid" xmlns:w16="http://schemas.microsoft.com/office/word/2018/wordml" xmlns:w16du="http://schemas.microsoft.com/office/word/2023/wordml/word16du" xmlns:w16sdtdh="http://schemas.microsoft.com/office/word/2020/wordml/sdtdatahash" xmlns:w16sdtfl="http://schemas.microsoft.com/office/word/2024/wordml/sdtformatlock" xmlns:w16se="http://schemas.microsoft.com/office/word/2015/wordml/symex" xmlns:wpg="http://schemas.microsoft.com/office/word/2010/wordprocessingGroup" xmlns:wpi="http://schemas.microsoft.com/office/word/2010/wordprocessingInk" xmlns:wne="http://schemas.microsoft.com/office/word/2006/wordml" xmlns:wps="http://schemas.microsoft.com/office/word/2010/wordprocessingShape" mc:Ignorable="w14 w15 w16se w16cid w16 w16cex w16sdtdh w16sdtfl w16du wp14">
   <w:p>
     <w:pPr>
-      <w:pStyle w:val="Footer"/>
+      <w:pStyle w:val="Fuzeile"/>
       <w:jc w:val="center"/>
     </w:pPr>
   </w:p>
@@ -2407,21 +1932,10 @@
 </file>
 
 <file path=word/footer2.xml><?xml version="1.0" encoding="utf-8"?>
-<w:ftr xmlns:wpc="http://schemas.microsoft.com/office/word/2010/wordprocessingCanvas" xmlns:cx="http://schemas.microsoft.com/office/drawing/2014/chartex" xmlns:cx1="http://schemas.microsoft.com/office/drawing/2015/9/8/chartex" xmlns:cx2="http://schemas.microsoft.com/office/drawing/2015/10/21/chartex" xmlns:cx3="http://schemas.microsoft.com/office/drawing/2016/5/9/chartex" xmlns:cx4="http://schemas.microsoft.com/office/drawing/2016/5/10/chartex" xmlns:cx5="http://schemas.microsoft.com/office/drawing/2016/5/11/chartex" xmlns:cx6="http://schemas.microsoft.com/office/drawing/2016/5/12/chartex" xmlns:cx7="http://schemas.microsoft.com/office/drawing/2016/5/13/chartex" xmlns:cx8="http://schemas.microsoft.com/office/drawing/2016/5/14/chartex" xmlns:mc="http://schemas.openxmlformats.org/markup-compatibility/2006" xmlns:aink="http://schemas.microsoft.com/office/drawing/2016/ink" xmlns:am3d="http://schemas.microsoft.com/office/drawing/2017/model3d" xmlns:o="urn:schemas-microsoft-com:office:office" xmlns:r="http://schemas.openxmlformats.org/officeDocument/2006/relationships" xmlns:m="http://schemas.openxmlformats.org/officeDocument/2006/math" xmlns:v="urn:schemas-microsoft-com:vml" xmlns:wp14="http://schemas.microsoft.com/office/word/2010/wordprocessingDrawing" xmlns:wp="http://schemas.openxmlformats.org/drawingml/2006/wordprocessingDrawing" xmlns:w10="urn:schemas-microsoft-com:office:word" xmlns:w="http://schemas.openxmlformats.org/wordprocessingml/2006/main" xmlns:w14="http://schemas.microsoft.com/office/word/2010/wordml" xmlns:w15="http://schemas.microsoft.com/office/word/2012/wordml" xmlns:w16cex="http://schemas.microsoft.com/office/word/2018/wordml/cex" xmlns:w16cid="http://schemas.microsoft.com/office/word/2016/wordml/cid" xmlns:w16="http://schemas.microsoft.com/office/word/2018/wordml" xmlns:w16sdtdh="http://schemas.microsoft.com/office/word/2020/wordml/sdtdatahash" xmlns:w16se="http://schemas.microsoft.com/office/word/2015/wordml/symex" xmlns:wpg="http://schemas.microsoft.com/office/word/2010/wordprocessingGroup" xmlns:wpi="http://schemas.microsoft.com/office/word/2010/wordprocessingInk" xmlns:wne="http://schemas.microsoft.com/office/word/2006/wordml" xmlns:wps="http://schemas.microsoft.com/office/word/2010/wordprocessingShape" mc:Ignorable="w14 w15 w16se w16cid w16 w16cex w16sdtdh wp14">
+<w:ftr xmlns:wpc="http://schemas.microsoft.com/office/word/2010/wordprocessingCanvas" xmlns:cx="http://schemas.microsoft.com/office/drawing/2014/chartex" xmlns:cx1="http://schemas.microsoft.com/office/drawing/2015/9/8/chartex" xmlns:cx2="http://schemas.microsoft.com/office/drawing/2015/10/21/chartex" xmlns:cx3="http://schemas.microsoft.com/office/drawing/2016/5/9/chartex" xmlns:cx4="http://schemas.microsoft.com/office/drawing/2016/5/10/chartex" xmlns:cx5="http://schemas.microsoft.com/office/drawing/2016/5/11/chartex" xmlns:cx6="http://schemas.microsoft.com/office/drawing/2016/5/12/chartex" xmlns:cx7="http://schemas.microsoft.com/office/drawing/2016/5/13/chartex" xmlns:cx8="http://schemas.microsoft.com/office/drawing/2016/5/14/chartex" xmlns:mc="http://schemas.openxmlformats.org/markup-compatibility/2006" xmlns:aink="http://schemas.microsoft.com/office/drawing/2016/ink" xmlns:am3d="http://schemas.microsoft.com/office/drawing/2017/model3d" xmlns:o="urn:schemas-microsoft-com:office:office" xmlns:oel="http://schemas.microsoft.com/office/2019/extlst" xmlns:r="http://schemas.openxmlformats.org/officeDocument/2006/relationships" xmlns:m="http://schemas.openxmlformats.org/officeDocument/2006/math" xmlns:v="urn:schemas-microsoft-com:vml" xmlns:wp14="http://schemas.microsoft.com/office/word/2010/wordprocessingDrawing" xmlns:wp="http://schemas.openxmlformats.org/drawingml/2006/wordprocessingDrawing" xmlns:w10="urn:schemas-microsoft-com:office:word" xmlns:w="http://schemas.openxmlformats.org/wordprocessingml/2006/main" xmlns:w14="http://schemas.microsoft.com/office/word/2010/wordml" xmlns:w15="http://schemas.microsoft.com/office/word/2012/wordml" xmlns:w16cex="http://schemas.microsoft.com/office/word/2018/wordml/cex" xmlns:w16cid="http://schemas.microsoft.com/office/word/2016/wordml/cid" xmlns:w16="http://schemas.microsoft.com/office/word/2018/wordml" xmlns:w16du="http://schemas.microsoft.com/office/word/2023/wordml/word16du" xmlns:w16sdtdh="http://schemas.microsoft.com/office/word/2020/wordml/sdtdatahash" xmlns:w16sdtfl="http://schemas.microsoft.com/office/word/2024/wordml/sdtformatlock" xmlns:w16se="http://schemas.microsoft.com/office/word/2015/wordml/symex" xmlns:wpg="http://schemas.microsoft.com/office/word/2010/wordprocessingGroup" xmlns:wpi="http://schemas.microsoft.com/office/word/2010/wordprocessingInk" xmlns:wne="http://schemas.microsoft.com/office/word/2006/wordml" xmlns:wps="http://schemas.microsoft.com/office/word/2010/wordprocessingShape" mc:Ignorable="w14 w15 w16se w16cid w16 w16cex w16sdtdh w16sdtfl w16du wp14">
   <w:p>
     <w:pPr>
-      <w:pStyle w:val="Footer"/>
-      <w:jc w:val="center"/>
-    </w:pPr>
-  </w:p>
-</w:ftr>
-</file>
-
-<file path=word/footer3.xml><?xml version="1.0" encoding="utf-8"?>
-<w:ftr xmlns:wpc="http://schemas.microsoft.com/office/word/2010/wordprocessingCanvas" xmlns:cx="http://schemas.microsoft.com/office/drawing/2014/chartex" xmlns:cx1="http://schemas.microsoft.com/office/drawing/2015/9/8/chartex" xmlns:cx2="http://schemas.microsoft.com/office/drawing/2015/10/21/chartex" xmlns:cx3="http://schemas.microsoft.com/office/drawing/2016/5/9/chartex" xmlns:cx4="http://schemas.microsoft.com/office/drawing/2016/5/10/chartex" xmlns:cx5="http://schemas.microsoft.com/office/drawing/2016/5/11/chartex" xmlns:cx6="http://schemas.microsoft.com/office/drawing/2016/5/12/chartex" xmlns:cx7="http://schemas.microsoft.com/office/drawing/2016/5/13/chartex" xmlns:cx8="http://schemas.microsoft.com/office/drawing/2016/5/14/chartex" xmlns:mc="http://schemas.openxmlformats.org/markup-compatibility/2006" xmlns:aink="http://schemas.microsoft.com/office/drawing/2016/ink" xmlns:am3d="http://schemas.microsoft.com/office/drawing/2017/model3d" xmlns:o="urn:schemas-microsoft-com:office:office" xmlns:r="http://schemas.openxmlformats.org/officeDocument/2006/relationships" xmlns:m="http://schemas.openxmlformats.org/officeDocument/2006/math" xmlns:v="urn:schemas-microsoft-com:vml" xmlns:wp14="http://schemas.microsoft.com/office/word/2010/wordprocessingDrawing" xmlns:wp="http://schemas.openxmlformats.org/drawingml/2006/wordprocessingDrawing" xmlns:w10="urn:schemas-microsoft-com:office:word" xmlns:w="http://schemas.openxmlformats.org/wordprocessingml/2006/main" xmlns:w14="http://schemas.microsoft.com/office/word/2010/wordml" xmlns:w15="http://schemas.microsoft.com/office/word/2012/wordml" xmlns:w16cex="http://schemas.microsoft.com/office/word/2018/wordml/cex" xmlns:w16cid="http://schemas.microsoft.com/office/word/2016/wordml/cid" xmlns:w16="http://schemas.microsoft.com/office/word/2018/wordml" xmlns:w16sdtdh="http://schemas.microsoft.com/office/word/2020/wordml/sdtdatahash" xmlns:w16se="http://schemas.microsoft.com/office/word/2015/wordml/symex" xmlns:wpg="http://schemas.microsoft.com/office/word/2010/wordprocessingGroup" xmlns:wpi="http://schemas.microsoft.com/office/word/2010/wordprocessingInk" xmlns:wne="http://schemas.microsoft.com/office/word/2006/wordml" xmlns:wps="http://schemas.microsoft.com/office/word/2010/wordprocessingShape" mc:Ignorable="w14 w15 w16se w16cid w16 w16cex w16sdtdh wp14">
-  <w:p>
-    <w:pPr>
-      <w:pStyle w:val="Footer"/>
+      <w:pStyle w:val="Fuzeile"/>
       <w:jc w:val="center"/>
     </w:pPr>
     <w:r>
@@ -2445,14 +1959,14 @@
   </w:p>
   <w:p>
     <w:pPr>
-      <w:pStyle w:val="Footer"/>
+      <w:pStyle w:val="Fuzeile"/>
     </w:pPr>
   </w:p>
 </w:ftr>
 </file>
 
 <file path=word/footnotes.xml><?xml version="1.0" encoding="utf-8"?>
-<w:footnotes xmlns:wpc="http://schemas.microsoft.com/office/word/2010/wordprocessingCanvas" xmlns:cx="http://schemas.microsoft.com/office/drawing/2014/chartex" xmlns:cx1="http://schemas.microsoft.com/office/drawing/2015/9/8/chartex" xmlns:cx2="http://schemas.microsoft.com/office/drawing/2015/10/21/chartex" xmlns:cx3="http://schemas.microsoft.com/office/drawing/2016/5/9/chartex" xmlns:cx4="http://schemas.microsoft.com/office/drawing/2016/5/10/chartex" xmlns:cx5="http://schemas.microsoft.com/office/drawing/2016/5/11/chartex" xmlns:cx6="http://schemas.microsoft.com/office/drawing/2016/5/12/chartex" xmlns:cx7="http://schemas.microsoft.com/office/drawing/2016/5/13/chartex" xmlns:cx8="http://schemas.microsoft.com/office/drawing/2016/5/14/chartex" xmlns:mc="http://schemas.openxmlformats.org/markup-compatibility/2006" xmlns:aink="http://schemas.microsoft.com/office/drawing/2016/ink" xmlns:am3d="http://schemas.microsoft.com/office/drawing/2017/model3d" xmlns:o="urn:schemas-microsoft-com:office:office" xmlns:r="http://schemas.openxmlformats.org/officeDocument/2006/relationships" xmlns:m="http://schemas.openxmlformats.org/officeDocument/2006/math" xmlns:v="urn:schemas-microsoft-com:vml" xmlns:wp14="http://schemas.microsoft.com/office/word/2010/wordprocessingDrawing" xmlns:wp="http://schemas.openxmlformats.org/drawingml/2006/wordprocessingDrawing" xmlns:w10="urn:schemas-microsoft-com:office:word" xmlns:w="http://schemas.openxmlformats.org/wordprocessingml/2006/main" xmlns:w14="http://schemas.microsoft.com/office/word/2010/wordml" xmlns:w15="http://schemas.microsoft.com/office/word/2012/wordml" xmlns:w16cex="http://schemas.microsoft.com/office/word/2018/wordml/cex" xmlns:w16cid="http://schemas.microsoft.com/office/word/2016/wordml/cid" xmlns:w16="http://schemas.microsoft.com/office/word/2018/wordml" xmlns:w16sdtdh="http://schemas.microsoft.com/office/word/2020/wordml/sdtdatahash" xmlns:w16se="http://schemas.microsoft.com/office/word/2015/wordml/symex" xmlns:wpg="http://schemas.microsoft.com/office/word/2010/wordprocessingGroup" xmlns:wpi="http://schemas.microsoft.com/office/word/2010/wordprocessingInk" xmlns:wne="http://schemas.microsoft.com/office/word/2006/wordml" xmlns:wps="http://schemas.microsoft.com/office/word/2010/wordprocessingShape" mc:Ignorable="w14 w15 w16se w16cid w16 w16cex w16sdtdh wp14">
+<w:footnotes xmlns:wpc="http://schemas.microsoft.com/office/word/2010/wordprocessingCanvas" xmlns:cx="http://schemas.microsoft.com/office/drawing/2014/chartex" xmlns:cx1="http://schemas.microsoft.com/office/drawing/2015/9/8/chartex" xmlns:cx2="http://schemas.microsoft.com/office/drawing/2015/10/21/chartex" xmlns:cx3="http://schemas.microsoft.com/office/drawing/2016/5/9/chartex" xmlns:cx4="http://schemas.microsoft.com/office/drawing/2016/5/10/chartex" xmlns:cx5="http://schemas.microsoft.com/office/drawing/2016/5/11/chartex" xmlns:cx6="http://schemas.microsoft.com/office/drawing/2016/5/12/chartex" xmlns:cx7="http://schemas.microsoft.com/office/drawing/2016/5/13/chartex" xmlns:cx8="http://schemas.microsoft.com/office/drawing/2016/5/14/chartex" xmlns:mc="http://schemas.openxmlformats.org/markup-compatibility/2006" xmlns:aink="http://schemas.microsoft.com/office/drawing/2016/ink" xmlns:am3d="http://schemas.microsoft.com/office/drawing/2017/model3d" xmlns:o="urn:schemas-microsoft-com:office:office" xmlns:oel="http://schemas.microsoft.com/office/2019/extlst" xmlns:r="http://schemas.openxmlformats.org/officeDocument/2006/relationships" xmlns:m="http://schemas.openxmlformats.org/officeDocument/2006/math" xmlns:v="urn:schemas-microsoft-com:vml" xmlns:wp14="http://schemas.microsoft.com/office/word/2010/wordprocessingDrawing" xmlns:wp="http://schemas.openxmlformats.org/drawingml/2006/wordprocessingDrawing" xmlns:w10="urn:schemas-microsoft-com:office:word" xmlns:w="http://schemas.openxmlformats.org/wordprocessingml/2006/main" xmlns:w14="http://schemas.microsoft.com/office/word/2010/wordml" xmlns:w15="http://schemas.microsoft.com/office/word/2012/wordml" xmlns:w16cex="http://schemas.microsoft.com/office/word/2018/wordml/cex" xmlns:w16cid="http://schemas.microsoft.com/office/word/2016/wordml/cid" xmlns:w16="http://schemas.microsoft.com/office/word/2018/wordml" xmlns:w16du="http://schemas.microsoft.com/office/word/2023/wordml/word16du" xmlns:w16sdtdh="http://schemas.microsoft.com/office/word/2020/wordml/sdtdatahash" xmlns:w16sdtfl="http://schemas.microsoft.com/office/word/2024/wordml/sdtformatlock" xmlns:w16se="http://schemas.microsoft.com/office/word/2015/wordml/symex" xmlns:wpg="http://schemas.microsoft.com/office/word/2010/wordprocessingGroup" xmlns:wpi="http://schemas.microsoft.com/office/word/2010/wordprocessingInk" xmlns:wne="http://schemas.microsoft.com/office/word/2006/wordml" xmlns:wps="http://schemas.microsoft.com/office/word/2010/wordprocessingShape" mc:Ignorable="w14 w15 w16se w16cid w16 w16cex w16sdtdh w16sdtfl w16du wp14">
   <w:footnote w:type="separator" w:id="-1">
     <w:p>
       <w:pPr>
@@ -2482,76 +1996,8 @@
 </w:footnotes>
 </file>
 
-<file path=word/header1.xml><?xml version="1.0" encoding="utf-8"?>
-<w:hdr xmlns:wpc="http://schemas.microsoft.com/office/word/2010/wordprocessingCanvas" xmlns:cx="http://schemas.microsoft.com/office/drawing/2014/chartex" xmlns:cx1="http://schemas.microsoft.com/office/drawing/2015/9/8/chartex" xmlns:cx2="http://schemas.microsoft.com/office/drawing/2015/10/21/chartex" xmlns:cx3="http://schemas.microsoft.com/office/drawing/2016/5/9/chartex" xmlns:cx4="http://schemas.microsoft.com/office/drawing/2016/5/10/chartex" xmlns:cx5="http://schemas.microsoft.com/office/drawing/2016/5/11/chartex" xmlns:cx6="http://schemas.microsoft.com/office/drawing/2016/5/12/chartex" xmlns:cx7="http://schemas.microsoft.com/office/drawing/2016/5/13/chartex" xmlns:cx8="http://schemas.microsoft.com/office/drawing/2016/5/14/chartex" xmlns:mc="http://schemas.openxmlformats.org/markup-compatibility/2006" xmlns:aink="http://schemas.microsoft.com/office/drawing/2016/ink" xmlns:am3d="http://schemas.microsoft.com/office/drawing/2017/model3d" xmlns:o="urn:schemas-microsoft-com:office:office" xmlns:r="http://schemas.openxmlformats.org/officeDocument/2006/relationships" xmlns:m="http://schemas.openxmlformats.org/officeDocument/2006/math" xmlns:v="urn:schemas-microsoft-com:vml" xmlns:wp14="http://schemas.microsoft.com/office/word/2010/wordprocessingDrawing" xmlns:wp="http://schemas.openxmlformats.org/drawingml/2006/wordprocessingDrawing" xmlns:w10="urn:schemas-microsoft-com:office:word" xmlns:w="http://schemas.openxmlformats.org/wordprocessingml/2006/main" xmlns:w14="http://schemas.microsoft.com/office/word/2010/wordml" xmlns:w15="http://schemas.microsoft.com/office/word/2012/wordml" xmlns:w16cex="http://schemas.microsoft.com/office/word/2018/wordml/cex" xmlns:w16cid="http://schemas.microsoft.com/office/word/2016/wordml/cid" xmlns:w16="http://schemas.microsoft.com/office/word/2018/wordml" xmlns:w16sdtdh="http://schemas.microsoft.com/office/word/2020/wordml/sdtdatahash" xmlns:w16se="http://schemas.microsoft.com/office/word/2015/wordml/symex" xmlns:wpg="http://schemas.microsoft.com/office/word/2010/wordprocessingGroup" xmlns:wpi="http://schemas.microsoft.com/office/word/2010/wordprocessingInk" xmlns:wne="http://schemas.microsoft.com/office/word/2006/wordml" xmlns:wps="http://schemas.microsoft.com/office/word/2010/wordprocessingShape" mc:Ignorable="w14 w15 w16se w16cid w16 w16cex w16sdtdh wp14">
-  <w:p>
-    <w:pPr>
-      <w:pStyle w:val="Footerempty"/>
-      <w:rPr>
-        <w:rFonts w:cs="Arial"/>
-        <w:color w:val="000080"/>
-        <w:sz w:val="20"/>
-      </w:rPr>
-    </w:pPr>
-    <w:r>
-      <w:rPr>
-        <w:rFonts w:cs="Arial"/>
-        <w:smallCaps/>
-        <w:noProof/>
-        <w:color w:val="000080"/>
-        <w:spacing w:val="20"/>
-        <w:sz w:val="22"/>
-      </w:rPr>
-      <w:pict w14:anchorId="1890D44F">
-        <v:shapetype id="_x0000_t75" coordsize="21600,21600" o:spt="75" o:preferrelative="t" path="m@4@5l@4@11@9@11@9@5xe" filled="f" stroked="f">
-          <v:stroke joinstyle="miter"/>
-          <v:formulas>
-            <v:f eqn="if lineDrawn pixelLineWidth 0"/>
-            <v:f eqn="sum @0 1 0"/>
-            <v:f eqn="sum 0 0 @1"/>
-            <v:f eqn="prod @2 1 2"/>
-            <v:f eqn="prod @3 21600 pixelWidth"/>
-            <v:f eqn="prod @3 21600 pixelHeight"/>
-            <v:f eqn="sum @0 0 1"/>
-            <v:f eqn="prod @6 1 2"/>
-            <v:f eqn="prod @7 21600 pixelWidth"/>
-            <v:f eqn="sum @8 21600 0"/>
-            <v:f eqn="prod @7 21600 pixelHeight"/>
-            <v:f eqn="sum @10 21600 0"/>
-          </v:formulas>
-          <v:path o:extrusionok="f" gradientshapeok="t" o:connecttype="rect"/>
-          <o:lock v:ext="edit" aspectratio="t"/>
-        </v:shapetype>
-        <v:shape id="_x0000_i1025" type="#_x0000_t75" style="width:106.5pt;height:42pt">
-          <v:imagedata r:id="rId1" o:title="logo"/>
-        </v:shape>
-      </w:pict>
-    </w:r>
-  </w:p>
-  <w:p>
-    <w:pPr>
-      <w:pStyle w:val="Footerempty"/>
-      <w:rPr>
-        <w:rFonts w:cs="Arial"/>
-        <w:color w:val="000080"/>
-        <w:sz w:val="20"/>
-      </w:rPr>
-    </w:pPr>
-  </w:p>
-  <w:p>
-    <w:pPr>
-      <w:pStyle w:val="Footerempty"/>
-      <w:rPr>
-        <w:rFonts w:cs="Arial"/>
-        <w:color w:val="000080"/>
-      </w:rPr>
-    </w:pPr>
-  </w:p>
-</w:hdr>
-</file>
-
 <file path=word/numbering.xml><?xml version="1.0" encoding="utf-8"?>
-<w:numbering xmlns:wpc="http://schemas.microsoft.com/office/word/2010/wordprocessingCanvas" xmlns:cx="http://schemas.microsoft.com/office/drawing/2014/chartex" xmlns:cx1="http://schemas.microsoft.com/office/drawing/2015/9/8/chartex" xmlns:cx2="http://schemas.microsoft.com/office/drawing/2015/10/21/chartex" xmlns:cx3="http://schemas.microsoft.com/office/drawing/2016/5/9/chartex" xmlns:cx4="http://schemas.microsoft.com/office/drawing/2016/5/10/chartex" xmlns:cx5="http://schemas.microsoft.com/office/drawing/2016/5/11/chartex" xmlns:cx6="http://schemas.microsoft.com/office/drawing/2016/5/12/chartex" xmlns:cx7="http://schemas.microsoft.com/office/drawing/2016/5/13/chartex" xmlns:cx8="http://schemas.microsoft.com/office/drawing/2016/5/14/chartex" xmlns:mc="http://schemas.openxmlformats.org/markup-compatibility/2006" xmlns:aink="http://schemas.microsoft.com/office/drawing/2016/ink" xmlns:am3d="http://schemas.microsoft.com/office/drawing/2017/model3d" xmlns:o="urn:schemas-microsoft-com:office:office" xmlns:r="http://schemas.openxmlformats.org/officeDocument/2006/relationships" xmlns:m="http://schemas.openxmlformats.org/officeDocument/2006/math" xmlns:v="urn:schemas-microsoft-com:vml" xmlns:wp14="http://schemas.microsoft.com/office/word/2010/wordprocessingDrawing" xmlns:wp="http://schemas.openxmlformats.org/drawingml/2006/wordprocessingDrawing" xmlns:w10="urn:schemas-microsoft-com:office:word" xmlns:w="http://schemas.openxmlformats.org/wordprocessingml/2006/main" xmlns:w14="http://schemas.microsoft.com/office/word/2010/wordml" xmlns:w15="http://schemas.microsoft.com/office/word/2012/wordml" xmlns:w16cex="http://schemas.microsoft.com/office/word/2018/wordml/cex" xmlns:w16cid="http://schemas.microsoft.com/office/word/2016/wordml/cid" xmlns:w16="http://schemas.microsoft.com/office/word/2018/wordml" xmlns:w16sdtdh="http://schemas.microsoft.com/office/word/2020/wordml/sdtdatahash" xmlns:w16se="http://schemas.microsoft.com/office/word/2015/wordml/symex" xmlns:wpg="http://schemas.microsoft.com/office/word/2010/wordprocessingGroup" xmlns:wpi="http://schemas.microsoft.com/office/word/2010/wordprocessingInk" xmlns:wne="http://schemas.microsoft.com/office/word/2006/wordml" xmlns:wps="http://schemas.microsoft.com/office/word/2010/wordprocessingShape" mc:Ignorable="w14 w15 w16se w16cid w16 w16cex w16sdtdh wp14">
+<w:numbering xmlns:wpc="http://schemas.microsoft.com/office/word/2010/wordprocessingCanvas" xmlns:cx="http://schemas.microsoft.com/office/drawing/2014/chartex" xmlns:cx1="http://schemas.microsoft.com/office/drawing/2015/9/8/chartex" xmlns:cx2="http://schemas.microsoft.com/office/drawing/2015/10/21/chartex" xmlns:cx3="http://schemas.microsoft.com/office/drawing/2016/5/9/chartex" xmlns:cx4="http://schemas.microsoft.com/office/drawing/2016/5/10/chartex" xmlns:cx5="http://schemas.microsoft.com/office/drawing/2016/5/11/chartex" xmlns:cx6="http://schemas.microsoft.com/office/drawing/2016/5/12/chartex" xmlns:cx7="http://schemas.microsoft.com/office/drawing/2016/5/13/chartex" xmlns:cx8="http://schemas.microsoft.com/office/drawing/2016/5/14/chartex" xmlns:mc="http://schemas.openxmlformats.org/markup-compatibility/2006" xmlns:aink="http://schemas.microsoft.com/office/drawing/2016/ink" xmlns:am3d="http://schemas.microsoft.com/office/drawing/2017/model3d" xmlns:o="urn:schemas-microsoft-com:office:office" xmlns:oel="http://schemas.microsoft.com/office/2019/extlst" xmlns:r="http://schemas.openxmlformats.org/officeDocument/2006/relationships" xmlns:m="http://schemas.openxmlformats.org/officeDocument/2006/math" xmlns:v="urn:schemas-microsoft-com:vml" xmlns:wp14="http://schemas.microsoft.com/office/word/2010/wordprocessingDrawing" xmlns:wp="http://schemas.openxmlformats.org/drawingml/2006/wordprocessingDrawing" xmlns:w10="urn:schemas-microsoft-com:office:word" xmlns:w="http://schemas.openxmlformats.org/wordprocessingml/2006/main" xmlns:w14="http://schemas.microsoft.com/office/word/2010/wordml" xmlns:w15="http://schemas.microsoft.com/office/word/2012/wordml" xmlns:w16cex="http://schemas.microsoft.com/office/word/2018/wordml/cex" xmlns:w16cid="http://schemas.microsoft.com/office/word/2016/wordml/cid" xmlns:w16="http://schemas.microsoft.com/office/word/2018/wordml" xmlns:w16du="http://schemas.microsoft.com/office/word/2023/wordml/word16du" xmlns:w16sdtdh="http://schemas.microsoft.com/office/word/2020/wordml/sdtdatahash" xmlns:w16sdtfl="http://schemas.microsoft.com/office/word/2024/wordml/sdtformatlock" xmlns:w16se="http://schemas.microsoft.com/office/word/2015/wordml/symex" xmlns:wpg="http://schemas.microsoft.com/office/word/2010/wordprocessingGroup" xmlns:wpi="http://schemas.microsoft.com/office/word/2010/wordprocessingInk" xmlns:wne="http://schemas.microsoft.com/office/word/2006/wordml" xmlns:wps="http://schemas.microsoft.com/office/word/2010/wordprocessingShape" mc:Ignorable="w14 w15 w16se w16cid w16 w16cex w16sdtdh w16sdtfl w16du wp14">
   <w:abstractNum w:abstractNumId="0" w15:restartNumberingAfterBreak="0">
     <w:nsid w:val="01390350"/>
     <w:multiLevelType w:val="hybridMultilevel"/>
@@ -5657,7 +5103,7 @@
     <w:lvl w:ilvl="3">
       <w:start w:val="1"/>
       <w:numFmt w:val="decimal"/>
-      <w:pStyle w:val="Heading4"/>
+      <w:pStyle w:val="berschrift4"/>
       <w:lvlText w:val="%1.%2.%3.%4"/>
       <w:lvlJc w:val="left"/>
       <w:pPr>
@@ -5979,7 +5425,7 @@
     <w:lvl w:ilvl="0">
       <w:start w:val="1"/>
       <w:numFmt w:val="decimal"/>
-      <w:pStyle w:val="Heading1"/>
+      <w:pStyle w:val="berschrift1"/>
       <w:lvlText w:val="%1"/>
       <w:lvlJc w:val="left"/>
       <w:pPr>
@@ -5995,7 +5441,7 @@
     <w:lvl w:ilvl="1">
       <w:start w:val="1"/>
       <w:numFmt w:val="decimal"/>
-      <w:pStyle w:val="Heading2"/>
+      <w:pStyle w:val="berschrift2"/>
       <w:lvlText w:val="%1.%2"/>
       <w:lvlJc w:val="left"/>
       <w:pPr>
@@ -6011,7 +5457,7 @@
     <w:lvl w:ilvl="2">
       <w:start w:val="1"/>
       <w:numFmt w:val="decimal"/>
-      <w:pStyle w:val="Heading3"/>
+      <w:pStyle w:val="berschrift3"/>
       <w:lvlText w:val="%1.%2.%3"/>
       <w:lvlJc w:val="left"/>
       <w:pPr>
@@ -7800,7 +7246,7 @@
     <w:lvl w:ilvl="0" w:tplc="FFFFFFFF">
       <w:start w:val="1"/>
       <w:numFmt w:val="bullet"/>
-      <w:pStyle w:val="Caption"/>
+      <w:pStyle w:val="Beschriftung"/>
       <w:lvlText w:val=""/>
       <w:lvlJc w:val="left"/>
       <w:pPr>
@@ -8073,151 +7519,151 @@
       </w:rPr>
     </w:lvl>
   </w:abstractNum>
-  <w:num w:numId="1">
+  <w:num w:numId="1" w16cid:durableId="574778784">
     <w:abstractNumId w:val="45"/>
   </w:num>
-  <w:num w:numId="2">
+  <w:num w:numId="2" w16cid:durableId="252788905">
     <w:abstractNumId w:val="26"/>
   </w:num>
-  <w:num w:numId="3">
+  <w:num w:numId="3" w16cid:durableId="791703846">
     <w:abstractNumId w:val="39"/>
   </w:num>
-  <w:num w:numId="4">
+  <w:num w:numId="4" w16cid:durableId="872885286">
     <w:abstractNumId w:val="18"/>
   </w:num>
-  <w:num w:numId="5">
+  <w:num w:numId="5" w16cid:durableId="163479252">
     <w:abstractNumId w:val="9"/>
   </w:num>
-  <w:num w:numId="6">
+  <w:num w:numId="6" w16cid:durableId="437993038">
     <w:abstractNumId w:val="46"/>
   </w:num>
-  <w:num w:numId="7">
+  <w:num w:numId="7" w16cid:durableId="887185938">
     <w:abstractNumId w:val="24"/>
   </w:num>
-  <w:num w:numId="8">
+  <w:num w:numId="8" w16cid:durableId="1742556255">
     <w:abstractNumId w:val="17"/>
   </w:num>
-  <w:num w:numId="9">
+  <w:num w:numId="9" w16cid:durableId="1141994281">
     <w:abstractNumId w:val="42"/>
   </w:num>
-  <w:num w:numId="10">
+  <w:num w:numId="10" w16cid:durableId="1554459891">
     <w:abstractNumId w:val="29"/>
   </w:num>
-  <w:num w:numId="11">
+  <w:num w:numId="11" w16cid:durableId="1006396636">
     <w:abstractNumId w:val="1"/>
   </w:num>
-  <w:num w:numId="12">
+  <w:num w:numId="12" w16cid:durableId="1152867954">
     <w:abstractNumId w:val="22"/>
   </w:num>
-  <w:num w:numId="13">
+  <w:num w:numId="13" w16cid:durableId="2138451875">
     <w:abstractNumId w:val="21"/>
   </w:num>
-  <w:num w:numId="14">
+  <w:num w:numId="14" w16cid:durableId="1479230707">
     <w:abstractNumId w:val="40"/>
   </w:num>
-  <w:num w:numId="15">
+  <w:num w:numId="15" w16cid:durableId="921446273">
     <w:abstractNumId w:val="43"/>
   </w:num>
-  <w:num w:numId="16">
+  <w:num w:numId="16" w16cid:durableId="384109827">
     <w:abstractNumId w:val="8"/>
   </w:num>
-  <w:num w:numId="17">
+  <w:num w:numId="17" w16cid:durableId="1806199629">
     <w:abstractNumId w:val="3"/>
   </w:num>
-  <w:num w:numId="18">
+  <w:num w:numId="18" w16cid:durableId="2064787798">
     <w:abstractNumId w:val="23"/>
   </w:num>
-  <w:num w:numId="19">
+  <w:num w:numId="19" w16cid:durableId="1098138736">
     <w:abstractNumId w:val="11"/>
   </w:num>
-  <w:num w:numId="20">
+  <w:num w:numId="20" w16cid:durableId="327557820">
     <w:abstractNumId w:val="2"/>
   </w:num>
-  <w:num w:numId="21">
+  <w:num w:numId="21" w16cid:durableId="1146356810">
     <w:abstractNumId w:val="41"/>
   </w:num>
-  <w:num w:numId="22">
+  <w:num w:numId="22" w16cid:durableId="1956400603">
     <w:abstractNumId w:val="28"/>
   </w:num>
-  <w:num w:numId="23">
+  <w:num w:numId="23" w16cid:durableId="1680621563">
     <w:abstractNumId w:val="20"/>
   </w:num>
-  <w:num w:numId="24">
+  <w:num w:numId="24" w16cid:durableId="707224208">
     <w:abstractNumId w:val="7"/>
   </w:num>
-  <w:num w:numId="25">
+  <w:num w:numId="25" w16cid:durableId="1203597047">
     <w:abstractNumId w:val="35"/>
   </w:num>
-  <w:num w:numId="26">
+  <w:num w:numId="26" w16cid:durableId="1453935756">
     <w:abstractNumId w:val="27"/>
   </w:num>
-  <w:num w:numId="27">
+  <w:num w:numId="27" w16cid:durableId="1516917653">
     <w:abstractNumId w:val="32"/>
   </w:num>
-  <w:num w:numId="28">
+  <w:num w:numId="28" w16cid:durableId="1594581705">
     <w:abstractNumId w:val="25"/>
   </w:num>
-  <w:num w:numId="29">
+  <w:num w:numId="29" w16cid:durableId="1706755005">
     <w:abstractNumId w:val="19"/>
   </w:num>
-  <w:num w:numId="30">
+  <w:num w:numId="30" w16cid:durableId="622805981">
     <w:abstractNumId w:val="15"/>
   </w:num>
-  <w:num w:numId="31">
+  <w:num w:numId="31" w16cid:durableId="25644615">
     <w:abstractNumId w:val="36"/>
   </w:num>
-  <w:num w:numId="32">
+  <w:num w:numId="32" w16cid:durableId="132988325">
     <w:abstractNumId w:val="38"/>
   </w:num>
-  <w:num w:numId="33">
+  <w:num w:numId="33" w16cid:durableId="1248880044">
     <w:abstractNumId w:val="0"/>
   </w:num>
-  <w:num w:numId="34">
+  <w:num w:numId="34" w16cid:durableId="250432992">
     <w:abstractNumId w:val="31"/>
   </w:num>
-  <w:num w:numId="35">
+  <w:num w:numId="35" w16cid:durableId="689837782">
     <w:abstractNumId w:val="10"/>
   </w:num>
-  <w:num w:numId="36">
+  <w:num w:numId="36" w16cid:durableId="998270738">
     <w:abstractNumId w:val="12"/>
   </w:num>
-  <w:num w:numId="37">
+  <w:num w:numId="37" w16cid:durableId="1991253138">
     <w:abstractNumId w:val="5"/>
   </w:num>
-  <w:num w:numId="38">
+  <w:num w:numId="38" w16cid:durableId="328678741">
     <w:abstractNumId w:val="34"/>
   </w:num>
-  <w:num w:numId="39">
+  <w:num w:numId="39" w16cid:durableId="302469825">
     <w:abstractNumId w:val="26"/>
   </w:num>
-  <w:num w:numId="40">
+  <w:num w:numId="40" w16cid:durableId="1259370438">
     <w:abstractNumId w:val="29"/>
   </w:num>
-  <w:num w:numId="41">
+  <w:num w:numId="41" w16cid:durableId="1276865787">
     <w:abstractNumId w:val="37"/>
   </w:num>
-  <w:num w:numId="42">
+  <w:num w:numId="42" w16cid:durableId="1417095205">
     <w:abstractNumId w:val="4"/>
   </w:num>
-  <w:num w:numId="43">
+  <w:num w:numId="43" w16cid:durableId="675155251">
     <w:abstractNumId w:val="14"/>
   </w:num>
-  <w:num w:numId="44">
+  <w:num w:numId="44" w16cid:durableId="1762144139">
     <w:abstractNumId w:val="6"/>
   </w:num>
-  <w:num w:numId="45">
+  <w:num w:numId="45" w16cid:durableId="554506569">
     <w:abstractNumId w:val="33"/>
   </w:num>
-  <w:num w:numId="46">
+  <w:num w:numId="46" w16cid:durableId="1897007576">
     <w:abstractNumId w:val="13"/>
   </w:num>
-  <w:num w:numId="47">
+  <w:num w:numId="47" w16cid:durableId="1087072421">
     <w:abstractNumId w:val="16"/>
   </w:num>
-  <w:num w:numId="48">
+  <w:num w:numId="48" w16cid:durableId="24017673">
     <w:abstractNumId w:val="30"/>
   </w:num>
-  <w:num w:numId="49">
+  <w:num w:numId="49" w16cid:durableId="292059266">
     <w:abstractNumId w:val="44"/>
   </w:num>
   <w:numIdMacAtCleanup w:val="37"/>
@@ -8225,7 +7671,7 @@
 </file>
 
 <file path=word/styles.xml><?xml version="1.0" encoding="utf-8"?>
-<w:styles xmlns:mc="http://schemas.openxmlformats.org/markup-compatibility/2006" xmlns:r="http://schemas.openxmlformats.org/officeDocument/2006/relationships" xmlns:w="http://schemas.openxmlformats.org/wordprocessingml/2006/main" xmlns:w14="http://schemas.microsoft.com/office/word/2010/wordml" xmlns:w15="http://schemas.microsoft.com/office/word/2012/wordml" xmlns:w16cex="http://schemas.microsoft.com/office/word/2018/wordml/cex" xmlns:w16cid="http://schemas.microsoft.com/office/word/2016/wordml/cid" xmlns:w16="http://schemas.microsoft.com/office/word/2018/wordml" xmlns:w16sdtdh="http://schemas.microsoft.com/office/word/2020/wordml/sdtdatahash" xmlns:w16se="http://schemas.microsoft.com/office/word/2015/wordml/symex" mc:Ignorable="w14 w15 w16se w16cid w16 w16cex w16sdtdh">
+<w:styles xmlns:mc="http://schemas.openxmlformats.org/markup-compatibility/2006" xmlns:r="http://schemas.openxmlformats.org/officeDocument/2006/relationships" xmlns:w="http://schemas.openxmlformats.org/wordprocessingml/2006/main" xmlns:w14="http://schemas.microsoft.com/office/word/2010/wordml" xmlns:w15="http://schemas.microsoft.com/office/word/2012/wordml" xmlns:w16cex="http://schemas.microsoft.com/office/word/2018/wordml/cex" xmlns:w16cid="http://schemas.microsoft.com/office/word/2016/wordml/cid" xmlns:w16="http://schemas.microsoft.com/office/word/2018/wordml" xmlns:w16du="http://schemas.microsoft.com/office/word/2023/wordml/word16du" xmlns:w16sdtdh="http://schemas.microsoft.com/office/word/2020/wordml/sdtdatahash" xmlns:w16sdtfl="http://schemas.microsoft.com/office/word/2024/wordml/sdtformatlock" xmlns:w16se="http://schemas.microsoft.com/office/word/2015/wordml/symex" mc:Ignorable="w14 w15 w16se w16cid w16 w16cex w16sdtdh w16sdtfl w16du">
   <w:docDefaults>
     <w:rPrDefault>
       <w:rPr>
@@ -8523,7 +7969,7 @@
     <w:lsdException w:name="Unresolved Mention" w:semiHidden="1" w:uiPriority="99" w:unhideWhenUsed="1"/>
     <w:lsdException w:name="Smart Link" w:semiHidden="1" w:uiPriority="99" w:unhideWhenUsed="1"/>
   </w:latentStyles>
-  <w:style w:type="paragraph" w:default="1" w:styleId="Normal">
+  <w:style w:type="paragraph" w:default="1" w:styleId="Standard">
     <w:name w:val="Normal"/>
     <w:qFormat/>
     <w:rsid w:val="004C6BD6"/>
@@ -8535,11 +7981,11 @@
       <w:lang w:eastAsia="en-US"/>
     </w:rPr>
   </w:style>
-  <w:style w:type="paragraph" w:styleId="Heading1">
+  <w:style w:type="paragraph" w:styleId="berschrift1">
     <w:name w:val="heading 1"/>
-    <w:basedOn w:val="Normal"/>
+    <w:basedOn w:val="Standard"/>
     <w:next w:val="ParagraphCharCharChar"/>
-    <w:link w:val="Heading1Char"/>
+    <w:link w:val="berschrift1Zchn"/>
     <w:autoRedefine/>
     <w:uiPriority w:val="9"/>
     <w:qFormat/>
@@ -8561,11 +8007,11 @@
       <w:szCs w:val="32"/>
     </w:rPr>
   </w:style>
-  <w:style w:type="paragraph" w:styleId="Heading2">
+  <w:style w:type="paragraph" w:styleId="berschrift2">
     <w:name w:val="heading 2"/>
-    <w:basedOn w:val="Normal"/>
+    <w:basedOn w:val="Standard"/>
     <w:next w:val="ParagraphCharCharChar"/>
-    <w:link w:val="Heading2Char"/>
+    <w:link w:val="berschrift2Zchn"/>
     <w:autoRedefine/>
     <w:uiPriority w:val="9"/>
     <w:qFormat/>
@@ -8589,11 +8035,11 @@
       <w:szCs w:val="24"/>
     </w:rPr>
   </w:style>
-  <w:style w:type="paragraph" w:styleId="Heading3">
+  <w:style w:type="paragraph" w:styleId="berschrift3">
     <w:name w:val="heading 3"/>
-    <w:basedOn w:val="Normal"/>
+    <w:basedOn w:val="Standard"/>
     <w:next w:val="ParagraphCharCharChar"/>
-    <w:link w:val="Heading3Char"/>
+    <w:link w:val="berschrift3Zchn"/>
     <w:autoRedefine/>
     <w:uiPriority w:val="9"/>
     <w:qFormat/>
@@ -8615,9 +8061,9 @@
       <w:sz w:val="22"/>
     </w:rPr>
   </w:style>
-  <w:style w:type="paragraph" w:styleId="Heading4">
+  <w:style w:type="paragraph" w:styleId="berschrift4">
     <w:name w:val="heading 4"/>
-    <w:basedOn w:val="Normal"/>
+    <w:basedOn w:val="Standard"/>
     <w:next w:val="ParagraphCharCharChar"/>
     <w:qFormat/>
     <w:rsid w:val="00CB3F58"/>
@@ -8637,9 +8083,9 @@
       <w:szCs w:val="28"/>
     </w:rPr>
   </w:style>
-  <w:style w:type="paragraph" w:styleId="Heading5">
+  <w:style w:type="paragraph" w:styleId="berschrift5">
     <w:name w:val="heading 5"/>
-    <w:basedOn w:val="Normal"/>
+    <w:basedOn w:val="Standard"/>
     <w:next w:val="ParagraphCharCharChar"/>
     <w:qFormat/>
     <w:rsid w:val="00A57DDB"/>
@@ -8656,9 +8102,9 @@
       <w:szCs w:val="26"/>
     </w:rPr>
   </w:style>
-  <w:style w:type="paragraph" w:styleId="Heading6">
+  <w:style w:type="paragraph" w:styleId="berschrift6">
     <w:name w:val="heading 6"/>
-    <w:basedOn w:val="Normal"/>
+    <w:basedOn w:val="Standard"/>
     <w:next w:val="ParagraphCharCharChar"/>
     <w:qFormat/>
     <w:rsid w:val="00A57DDB"/>
@@ -8674,9 +8120,9 @@
       <w:szCs w:val="22"/>
     </w:rPr>
   </w:style>
-  <w:style w:type="paragraph" w:styleId="Heading7">
+  <w:style w:type="paragraph" w:styleId="berschrift7">
     <w:name w:val="heading 7"/>
-    <w:basedOn w:val="Normal"/>
+    <w:basedOn w:val="Standard"/>
     <w:next w:val="ParagraphCharCharChar"/>
     <w:qFormat/>
     <w:rsid w:val="00A57DDB"/>
@@ -8690,9 +8136,9 @@
       <w:szCs w:val="24"/>
     </w:rPr>
   </w:style>
-  <w:style w:type="paragraph" w:styleId="Heading8">
+  <w:style w:type="paragraph" w:styleId="berschrift8">
     <w:name w:val="heading 8"/>
-    <w:basedOn w:val="Normal"/>
+    <w:basedOn w:val="Standard"/>
     <w:next w:val="ParagraphCharCharChar"/>
     <w:qFormat/>
     <w:rsid w:val="00A57DDB"/>
@@ -8708,9 +8154,9 @@
       <w:szCs w:val="24"/>
     </w:rPr>
   </w:style>
-  <w:style w:type="paragraph" w:styleId="Heading9">
+  <w:style w:type="paragraph" w:styleId="berschrift9">
     <w:name w:val="heading 9"/>
-    <w:basedOn w:val="Normal"/>
+    <w:basedOn w:val="Standard"/>
     <w:next w:val="ParagraphCharCharChar"/>
     <w:qFormat/>
     <w:rsid w:val="00A57DDB"/>
@@ -8724,13 +8170,13 @@
       <w:szCs w:val="22"/>
     </w:rPr>
   </w:style>
-  <w:style w:type="character" w:default="1" w:styleId="DefaultParagraphFont">
+  <w:style w:type="character" w:default="1" w:styleId="Absatz-Standardschriftart">
     <w:name w:val="Default Paragraph Font"/>
     <w:uiPriority w:val="1"/>
     <w:semiHidden/>
     <w:unhideWhenUsed/>
   </w:style>
-  <w:style w:type="table" w:default="1" w:styleId="TableNormal">
+  <w:style w:type="table" w:default="1" w:styleId="NormaleTabelle">
     <w:name w:val="Normal Table"/>
     <w:uiPriority w:val="99"/>
     <w:semiHidden/>
@@ -8745,7 +8191,7 @@
       </w:tblCellMar>
     </w:tblPr>
   </w:style>
-  <w:style w:type="numbering" w:default="1" w:styleId="NoList">
+  <w:style w:type="numbering" w:default="1" w:styleId="KeineListe">
     <w:name w:val="No List"/>
     <w:uiPriority w:val="99"/>
     <w:semiHidden/>
@@ -8774,9 +8220,9 @@
       <w:lang w:val="en-GB" w:eastAsia="en-US" w:bidi="ar-SA"/>
     </w:rPr>
   </w:style>
-  <w:style w:type="character" w:customStyle="1" w:styleId="Heading2Char">
-    <w:name w:val="Heading 2 Char"/>
-    <w:link w:val="Heading2"/>
+  <w:style w:type="character" w:customStyle="1" w:styleId="berschrift2Zchn">
+    <w:name w:val="Überschrift 2 Zchn"/>
+    <w:link w:val="berschrift2"/>
     <w:uiPriority w:val="9"/>
     <w:rsid w:val="00CB3F58"/>
     <w:rPr>
@@ -8791,9 +8237,9 @@
       <w:lang w:val="en-GB"/>
     </w:rPr>
   </w:style>
-  <w:style w:type="character" w:customStyle="1" w:styleId="Heading3Char">
-    <w:name w:val="Heading 3 Char"/>
-    <w:link w:val="Heading3"/>
+  <w:style w:type="character" w:customStyle="1" w:styleId="berschrift3Zchn">
+    <w:name w:val="Überschrift 3 Zchn"/>
+    <w:link w:val="berschrift3"/>
     <w:uiPriority w:val="9"/>
     <w:rsid w:val="00CB3F58"/>
     <w:rPr>
@@ -8805,9 +8251,9 @@
       <w:lang w:val="en-GB"/>
     </w:rPr>
   </w:style>
-  <w:style w:type="table" w:styleId="TableGrid">
+  <w:style w:type="table" w:styleId="Tabellenraster">
     <w:name w:val="Table Grid"/>
-    <w:basedOn w:val="TableNormal"/>
+    <w:basedOn w:val="NormaleTabelle"/>
     <w:rsid w:val="00BD611B"/>
     <w:tblPr>
       <w:tblBorders>
@@ -8822,7 +8268,7 @@
   </w:style>
   <w:style w:type="paragraph" w:customStyle="1" w:styleId="Chapterhead">
     <w:name w:val="Chapter head"/>
-    <w:basedOn w:val="Normal"/>
+    <w:basedOn w:val="Standard"/>
     <w:rsid w:val="00B716F7"/>
     <w:pPr>
       <w:jc w:val="center"/>
@@ -8834,9 +8280,9 @@
       <w:lang w:val="en-US"/>
     </w:rPr>
   </w:style>
-  <w:style w:type="paragraph" w:styleId="Header">
+  <w:style w:type="paragraph" w:styleId="Kopfzeile">
     <w:name w:val="header"/>
-    <w:basedOn w:val="Normal"/>
+    <w:basedOn w:val="Standard"/>
     <w:rsid w:val="00F73369"/>
     <w:pPr>
       <w:tabs>
@@ -8845,10 +8291,10 @@
       </w:tabs>
     </w:pPr>
   </w:style>
-  <w:style w:type="paragraph" w:styleId="Footer">
+  <w:style w:type="paragraph" w:styleId="Fuzeile">
     <w:name w:val="footer"/>
-    <w:basedOn w:val="Normal"/>
-    <w:link w:val="FooterChar"/>
+    <w:basedOn w:val="Standard"/>
+    <w:link w:val="FuzeileZchn"/>
     <w:uiPriority w:val="99"/>
     <w:rsid w:val="00F73369"/>
     <w:pPr>
@@ -8858,15 +8304,15 @@
       </w:tabs>
     </w:pPr>
   </w:style>
-  <w:style w:type="character" w:styleId="PageNumber">
+  <w:style w:type="character" w:styleId="Seitenzahl">
     <w:name w:val="page number"/>
-    <w:basedOn w:val="DefaultParagraphFont"/>
+    <w:basedOn w:val="Absatz-Standardschriftart"/>
     <w:rsid w:val="00F73369"/>
   </w:style>
-  <w:style w:type="paragraph" w:styleId="TOC1">
+  <w:style w:type="paragraph" w:styleId="Verzeichnis1">
     <w:name w:val="toc 1"/>
-    <w:basedOn w:val="Normal"/>
-    <w:next w:val="Normal"/>
+    <w:basedOn w:val="Standard"/>
+    <w:next w:val="Standard"/>
     <w:autoRedefine/>
     <w:uiPriority w:val="39"/>
     <w:rsid w:val="002E4790"/>
@@ -8874,18 +8320,18 @@
       <w:b/>
     </w:rPr>
   </w:style>
-  <w:style w:type="paragraph" w:styleId="TOC2">
+  <w:style w:type="paragraph" w:styleId="Verzeichnis2">
     <w:name w:val="toc 2"/>
-    <w:basedOn w:val="Normal"/>
-    <w:next w:val="Normal"/>
+    <w:basedOn w:val="Standard"/>
+    <w:next w:val="Standard"/>
     <w:autoRedefine/>
     <w:uiPriority w:val="39"/>
     <w:rsid w:val="00C466D0"/>
   </w:style>
-  <w:style w:type="paragraph" w:styleId="TOC3">
+  <w:style w:type="paragraph" w:styleId="Verzeichnis3">
     <w:name w:val="toc 3"/>
-    <w:basedOn w:val="Normal"/>
-    <w:next w:val="Normal"/>
+    <w:basedOn w:val="Standard"/>
+    <w:next w:val="Standard"/>
     <w:autoRedefine/>
     <w:uiPriority w:val="39"/>
     <w:rsid w:val="00C466D0"/>
@@ -8899,9 +8345,9 @@
       <w:u w:val="single"/>
     </w:rPr>
   </w:style>
-  <w:style w:type="character" w:styleId="LineNumber">
+  <w:style w:type="character" w:styleId="Zeilennummer">
     <w:name w:val="line number"/>
-    <w:basedOn w:val="DefaultParagraphFont"/>
+    <w:basedOn w:val="Absatz-Standardschriftart"/>
     <w:rsid w:val="009D6B51"/>
   </w:style>
   <w:style w:type="character" w:styleId="HTMLCode">
@@ -8913,10 +8359,10 @@
       <w:szCs w:val="20"/>
     </w:rPr>
   </w:style>
-  <w:style w:type="paragraph" w:styleId="Caption">
+  <w:style w:type="paragraph" w:styleId="Beschriftung">
     <w:name w:val="caption"/>
-    <w:basedOn w:val="Normal"/>
-    <w:next w:val="Normal"/>
+    <w:basedOn w:val="Standard"/>
+    <w:next w:val="Standard"/>
     <w:qFormat/>
     <w:rsid w:val="00A93869"/>
     <w:pPr>
@@ -8933,10 +8379,10 @@
       <w:lang w:val="en-US"/>
     </w:rPr>
   </w:style>
-  <w:style w:type="paragraph" w:styleId="NormalWeb">
+  <w:style w:type="paragraph" w:styleId="StandardWeb">
     <w:name w:val="Normal (Web)"/>
-    <w:basedOn w:val="Normal"/>
-    <w:link w:val="NormalWebChar"/>
+    <w:basedOn w:val="Standard"/>
+    <w:link w:val="StandardWebZchn"/>
     <w:uiPriority w:val="99"/>
     <w:rsid w:val="00EA24D4"/>
     <w:pPr>
@@ -8949,9 +8395,9 @@
       <w:lang w:val="en-US"/>
     </w:rPr>
   </w:style>
-  <w:style w:type="character" w:customStyle="1" w:styleId="NormalWebChar">
-    <w:name w:val="Normal (Web) Char"/>
-    <w:link w:val="NormalWeb"/>
+  <w:style w:type="character" w:customStyle="1" w:styleId="StandardWebZchn">
+    <w:name w:val="Standard (Web) Zchn"/>
+    <w:link w:val="StandardWeb"/>
     <w:rsid w:val="00EA24D4"/>
     <w:rPr>
       <w:rFonts w:ascii="Arial" w:hAnsi="Arial" w:cs="Arial"/>
@@ -8960,9 +8406,9 @@
       <w:lang w:val="en-US" w:eastAsia="en-US" w:bidi="ar-SA"/>
     </w:rPr>
   </w:style>
-  <w:style w:type="paragraph" w:styleId="BodyText">
+  <w:style w:type="paragraph" w:styleId="Textkrper">
     <w:name w:val="Body Text"/>
-    <w:basedOn w:val="Normal"/>
+    <w:basedOn w:val="Standard"/>
     <w:rsid w:val="00A93869"/>
     <w:pPr>
       <w:widowControl w:val="0"/>
@@ -8978,7 +8424,7 @@
   </w:style>
   <w:style w:type="paragraph" w:customStyle="1" w:styleId="Footerempty">
     <w:name w:val="Footerempty"/>
-    <w:basedOn w:val="Footer"/>
+    <w:basedOn w:val="Fuzeile"/>
     <w:rsid w:val="00A83C8D"/>
     <w:pPr>
       <w:tabs>
@@ -8996,7 +8442,7 @@
   </w:style>
   <w:style w:type="paragraph" w:customStyle="1" w:styleId="FrontPage">
     <w:name w:val="FrontPage"/>
-    <w:basedOn w:val="Normal"/>
+    <w:basedOn w:val="Standard"/>
     <w:link w:val="FrontPageChar"/>
     <w:rsid w:val="00DA2710"/>
     <w:pPr>
@@ -9010,7 +8456,7 @@
   </w:style>
   <w:style w:type="paragraph" w:customStyle="1" w:styleId="DatePub">
     <w:name w:val="DatePub"/>
-    <w:basedOn w:val="Normal"/>
+    <w:basedOn w:val="Standard"/>
     <w:rsid w:val="00DA2710"/>
     <w:pPr>
       <w:jc w:val="center"/>
@@ -9022,7 +8468,7 @@
   </w:style>
   <w:style w:type="paragraph" w:customStyle="1" w:styleId="TableHeading">
     <w:name w:val="TableHeading"/>
-    <w:basedOn w:val="Normal"/>
+    <w:basedOn w:val="Standard"/>
     <w:rsid w:val="00CD2966"/>
     <w:rPr>
       <w:rFonts w:cs="Arial"/>
@@ -9031,7 +8477,7 @@
       <w:szCs w:val="32"/>
     </w:rPr>
   </w:style>
-  <w:style w:type="paragraph" w:styleId="Quote">
+  <w:style w:type="paragraph" w:styleId="Zitat">
     <w:name w:val="Quote"/>
     <w:basedOn w:val="ParagraphCharCharChar"/>
     <w:qFormat/>
@@ -9047,7 +8493,7 @@
   </w:style>
   <w:style w:type="paragraph" w:customStyle="1" w:styleId="AttributeName">
     <w:name w:val="AttributeName"/>
-    <w:basedOn w:val="Normal"/>
+    <w:basedOn w:val="Standard"/>
     <w:link w:val="AttributeNameChar"/>
     <w:rsid w:val="00CD2966"/>
     <w:rPr>
@@ -9123,7 +8569,7 @@
   </w:style>
   <w:style w:type="paragraph" w:customStyle="1" w:styleId="Nurbered1">
     <w:name w:val="Nurbered1"/>
-    <w:basedOn w:val="Normal"/>
+    <w:basedOn w:val="Standard"/>
     <w:rsid w:val="00AF7C93"/>
     <w:pPr>
       <w:numPr>
@@ -9139,7 +8585,7 @@
   </w:style>
   <w:style w:type="paragraph" w:customStyle="1" w:styleId="Numbered2">
     <w:name w:val="Numbered2"/>
-    <w:basedOn w:val="Normal"/>
+    <w:basedOn w:val="Standard"/>
     <w:rsid w:val="00AF7C93"/>
     <w:pPr>
       <w:numPr>
@@ -9154,7 +8600,7 @@
   </w:style>
   <w:style w:type="paragraph" w:customStyle="1" w:styleId="Bulleted">
     <w:name w:val="Bulleted"/>
-    <w:basedOn w:val="Normal"/>
+    <w:basedOn w:val="Standard"/>
     <w:rsid w:val="006E62CE"/>
     <w:pPr>
       <w:numPr>
@@ -9244,7 +8690,7 @@
   </w:style>
   <w:style w:type="paragraph" w:customStyle="1" w:styleId="Text2">
     <w:name w:val="Text 2"/>
-    <w:basedOn w:val="Normal"/>
+    <w:basedOn w:val="Standard"/>
     <w:rsid w:val="00434E41"/>
     <w:pPr>
       <w:tabs>
@@ -9261,9 +8707,9 @@
       <w:sz w:val="24"/>
     </w:rPr>
   </w:style>
-  <w:style w:type="paragraph" w:styleId="BalloonText">
+  <w:style w:type="paragraph" w:styleId="Sprechblasentext">
     <w:name w:val="Balloon Text"/>
-    <w:basedOn w:val="Normal"/>
+    <w:basedOn w:val="Standard"/>
     <w:semiHidden/>
     <w:rsid w:val="00FC384C"/>
     <w:rPr>
@@ -9296,7 +8742,7 @@
   </w:style>
   <w:style w:type="paragraph" w:customStyle="1" w:styleId="section">
     <w:name w:val="section"/>
-    <w:basedOn w:val="Normal"/>
+    <w:basedOn w:val="Standard"/>
     <w:link w:val="sectionChar"/>
     <w:rsid w:val="004A0958"/>
     <w:pPr>
@@ -9333,7 +8779,7 @@
   </w:style>
   <w:style w:type="paragraph" w:customStyle="1" w:styleId="content">
     <w:name w:val="content"/>
-    <w:basedOn w:val="Normal"/>
+    <w:basedOn w:val="Standard"/>
     <w:rsid w:val="00856DDB"/>
     <w:pPr>
       <w:spacing w:before="100" w:beforeAutospacing="1" w:after="100" w:afterAutospacing="1"/>
@@ -9345,7 +8791,7 @@
   </w:style>
   <w:style w:type="paragraph" w:customStyle="1" w:styleId="code">
     <w:name w:val="code"/>
-    <w:basedOn w:val="Normal"/>
+    <w:basedOn w:val="Standard"/>
     <w:rsid w:val="00856DDB"/>
     <w:pPr>
       <w:numPr>
@@ -9363,7 +8809,7 @@
   </w:style>
   <w:style w:type="paragraph" w:customStyle="1" w:styleId="StyleNormalWebComplexTimesNewRoman">
     <w:name w:val="Style Normal (Web) + (Complex) Times New Roman"/>
-    <w:basedOn w:val="NormalWeb"/>
+    <w:basedOn w:val="StandardWeb"/>
     <w:link w:val="StyleNormalWebComplexTimesNewRomanChar"/>
     <w:rsid w:val="00221DD3"/>
     <w:rPr>
@@ -9383,7 +8829,7 @@
   </w:style>
   <w:style w:type="paragraph" w:customStyle="1" w:styleId="StyleHeading2ComplexTimesNewRoman2">
     <w:name w:val="Style Heading 2 + (Complex) Times New Roman2"/>
-    <w:basedOn w:val="Normal"/>
+    <w:basedOn w:val="Standard"/>
     <w:rsid w:val="00A57DDB"/>
     <w:pPr>
       <w:tabs>
@@ -9394,7 +8840,7 @@
   </w:style>
   <w:style w:type="paragraph" w:customStyle="1" w:styleId="StyleHeading3ComplexTimesNewRoman1">
     <w:name w:val="Style Heading 3 + (Complex) Times New Roman1"/>
-    <w:basedOn w:val="Normal"/>
+    <w:basedOn w:val="Standard"/>
     <w:rsid w:val="00A57DDB"/>
     <w:pPr>
       <w:numPr>
@@ -9405,7 +8851,7 @@
   </w:style>
   <w:style w:type="paragraph" w:customStyle="1" w:styleId="StyleNormalWebComplexTimesNewRomanBold">
     <w:name w:val="Style Normal (Web) + (Complex) Times New Roman Bold"/>
-    <w:basedOn w:val="NormalWeb"/>
+    <w:basedOn w:val="StandardWeb"/>
     <w:link w:val="StyleNormalWebComplexTimesNewRomanBoldChar"/>
     <w:rsid w:val="00221DD3"/>
     <w:rPr>
@@ -9429,7 +8875,7 @@
   </w:style>
   <w:style w:type="paragraph" w:customStyle="1" w:styleId="StyleHeading3ComplexTimesNewRoman">
     <w:name w:val="Style Heading 3 + (Complex) Times New Roman"/>
-    <w:basedOn w:val="Heading3"/>
+    <w:basedOn w:val="berschrift3"/>
     <w:rsid w:val="00221DD3"/>
     <w:pPr>
       <w:numPr>
@@ -9442,7 +8888,7 @@
   </w:style>
   <w:style w:type="paragraph" w:customStyle="1" w:styleId="StyleNormalWebComplexTimesNewRoman1">
     <w:name w:val="Style Normal (Web) + (Complex) Times New Roman1"/>
-    <w:basedOn w:val="NormalWeb"/>
+    <w:basedOn w:val="StandardWeb"/>
     <w:link w:val="StyleNormalWebComplexTimesNewRoman1Char"/>
     <w:rsid w:val="00A976DC"/>
     <w:rPr>
@@ -9462,7 +8908,7 @@
   </w:style>
   <w:style w:type="paragraph" w:customStyle="1" w:styleId="StyleNormalWebComplexTimesNewRomanBold1">
     <w:name w:val="Style Normal (Web) + (Complex) Times New Roman Bold1"/>
-    <w:basedOn w:val="NormalWeb"/>
+    <w:basedOn w:val="StandardWeb"/>
     <w:link w:val="StyleNormalWebComplexTimesNewRomanBold1Char"/>
     <w:rsid w:val="00A976DC"/>
     <w:rPr>
@@ -9486,7 +8932,7 @@
   </w:style>
   <w:style w:type="paragraph" w:customStyle="1" w:styleId="StyleHeading3ComplexTimesNewRoman2">
     <w:name w:val="Style Heading 3 + (Complex) Times New Roman2"/>
-    <w:basedOn w:val="Heading3"/>
+    <w:basedOn w:val="berschrift3"/>
     <w:rsid w:val="00A976DC"/>
     <w:pPr>
       <w:numPr>
@@ -9499,7 +8945,7 @@
   </w:style>
   <w:style w:type="paragraph" w:customStyle="1" w:styleId="StyleHeading3ComplexTimesNewRoman3">
     <w:name w:val="Style Heading 3 + (Complex) Times New Roman3"/>
-    <w:basedOn w:val="Heading3"/>
+    <w:basedOn w:val="berschrift3"/>
     <w:rsid w:val="00EA24D4"/>
     <w:pPr>
       <w:numPr>
@@ -9531,17 +8977,17 @@
   </w:style>
   <w:style w:type="character" w:customStyle="1" w:styleId="apple-converted-space">
     <w:name w:val="apple-converted-space"/>
-    <w:basedOn w:val="DefaultParagraphFont"/>
+    <w:basedOn w:val="Absatz-Standardschriftart"/>
     <w:rsid w:val="005A3000"/>
   </w:style>
   <w:style w:type="character" w:customStyle="1" w:styleId="apple-style-span">
     <w:name w:val="apple-style-span"/>
-    <w:basedOn w:val="DefaultParagraphFont"/>
+    <w:basedOn w:val="Absatz-Standardschriftart"/>
     <w:rsid w:val="002C37A2"/>
   </w:style>
-  <w:style w:type="character" w:customStyle="1" w:styleId="FooterChar">
-    <w:name w:val="Footer Char"/>
-    <w:link w:val="Footer"/>
+  <w:style w:type="character" w:customStyle="1" w:styleId="FuzeileZchn">
+    <w:name w:val="Fußzeile Zchn"/>
+    <w:link w:val="Fuzeile"/>
     <w:uiPriority w:val="99"/>
     <w:rsid w:val="0033259E"/>
     <w:rPr>
@@ -9549,10 +8995,10 @@
       <w:lang w:val="en-GB"/>
     </w:rPr>
   </w:style>
-  <w:style w:type="paragraph" w:styleId="TOCHeading">
+  <w:style w:type="paragraph" w:styleId="Inhaltsverzeichnisberschrift">
     <w:name w:val="TOC Heading"/>
-    <w:basedOn w:val="Heading1"/>
-    <w:next w:val="Normal"/>
+    <w:basedOn w:val="berschrift1"/>
+    <w:next w:val="Standard"/>
     <w:uiPriority w:val="39"/>
     <w:semiHidden/>
     <w:unhideWhenUsed/>
@@ -9637,9 +9083,9 @@
       <w:lang w:val="de-DE"/>
     </w:rPr>
   </w:style>
-  <w:style w:type="character" w:customStyle="1" w:styleId="Heading1Char">
-    <w:name w:val="Heading 1 Char"/>
-    <w:link w:val="Heading1"/>
+  <w:style w:type="character" w:customStyle="1" w:styleId="berschrift1Zchn">
+    <w:name w:val="Überschrift 1 Zchn"/>
+    <w:link w:val="berschrift1"/>
     <w:uiPriority w:val="9"/>
     <w:rsid w:val="008A26DC"/>
     <w:rPr>
